--- a/courseware/LP-Agentic AI for Digital Marketing and Advertising (C1798).docx
+++ b/courseware/LP-Agentic AI for Digital Marketing and Advertising (C1798).docx
@@ -100,6 +100,45 @@
     </w:p>
     <w:p>
       <w:pPr>
+        <w:jc w:val="center"/>
+      </w:pPr>
+      <w:r>
+        <w:drawing>
+          <wp:inline xmlns:a="http://schemas.openxmlformats.org/drawingml/2006/main" xmlns:pic="http://schemas.openxmlformats.org/drawingml/2006/picture">
+            <wp:extent cx="914400" cy="914400"/>
+            <wp:docPr id="2" name="Picture 2"/>
+            <wp:cNvGraphicFramePr>
+              <a:graphicFrameLocks noChangeAspect="1"/>
+            </wp:cNvGraphicFramePr>
+            <a:graphic>
+              <a:graphicData uri="http://schemas.openxmlformats.org/drawingml/2006/picture">
+                <pic:pic>
+                  <pic:nvPicPr>
+                    <pic:cNvPr id="0" name="n8n-course-logo.png"/>
+                    <pic:cNvPicPr/>
+                  </pic:nvPicPr>
+                  <pic:blipFill>
+                    <a:blip r:embed="rId10"/>
+                    <a:stretch>
+                      <a:fillRect/>
+                    </a:stretch>
+                  </pic:blipFill>
+                  <pic:spPr>
+                    <a:xfrm>
+                      <a:off x="0" y="0"/>
+                      <a:ext cx="914400" cy="914400"/>
+                    </a:xfrm>
+                    <a:prstGeom prst="rect"/>
+                  </pic:spPr>
+                </pic:pic>
+              </a:graphicData>
+            </a:graphic>
+          </wp:inline>
+        </w:drawing>
+      </w:r>
+    </w:p>
+    <w:p>
+      <w:pPr>
         <w:spacing w:before="80" w:after="40"/>
         <w:jc w:val="center"/>
       </w:pPr>
@@ -109,7 +148,7 @@
           <w:color w:val="111827"/>
           <w:sz w:val="40"/>
         </w:rPr>
-        <w:t>Agentic AI for Digital Marketing and Advertising (C1798)</w:t>
+        <w:t>Agentic AI for Digital Marketing and Advertising</w:t>
       </w:r>
     </w:p>
     <w:p>
@@ -179,7 +218,7 @@
           <w:color w:val="1F6FEB"/>
           <w:sz w:val="24"/>
         </w:rPr>
-        <w:t>Version 1.0</w:t>
+        <w:t>Version 2.1</w:t>
       </w:r>
     </w:p>
     <w:p>
@@ -308,7 +347,7 @@
               <w:rPr>
                 <w:sz w:val="19"/>
               </w:rPr>
-              <w:t>3 August 2026</w:t>
+              <w:t>17 July 2025</w:t>
             </w:r>
           </w:p>
         </w:tc>
@@ -322,7 +361,7 @@
               <w:rPr>
                 <w:sz w:val="19"/>
               </w:rPr>
-              <w:t>Initial aligned release: 6 topics, 12 connected labs, and 2 days / 15 hours.</w:t>
+              <w:t>Initial course release</w:t>
             </w:r>
           </w:p>
         </w:tc>
@@ -336,7 +375,69 @@
               <w:rPr>
                 <w:sz w:val="19"/>
               </w:rPr>
-              <w:t>Courseware Team</w:t>
+              <w:t>Tertiary Infotech Academy</w:t>
+            </w:r>
+          </w:p>
+        </w:tc>
+      </w:tr>
+      <w:tr>
+        <w:tc>
+          <w:tcPr>
+            <w:tcW w:type="dxa" w:w="2160"/>
+          </w:tcPr>
+          <w:p>
+            <w:r>
+              <w:t>2.0</w:t>
+            </w:r>
+            <w:r>
+              <w:rPr>
+                <w:sz w:val="19"/>
+              </w:rPr>
+            </w:r>
+          </w:p>
+        </w:tc>
+        <w:tc>
+          <w:tcPr>
+            <w:tcW w:type="dxa" w:w="2160"/>
+          </w:tcPr>
+          <w:p>
+            <w:r>
+              <w:t>20 September 2026</w:t>
+            </w:r>
+            <w:r>
+              <w:rPr>
+                <w:sz w:val="19"/>
+              </w:rPr>
+            </w:r>
+          </w:p>
+        </w:tc>
+        <w:tc>
+          <w:tcPr>
+            <w:tcW w:type="dxa" w:w="2160"/>
+          </w:tcPr>
+          <w:p>
+            <w:r>
+              <w:t>Non-WSQ edition: two-day course retimed to 9:30am - 5:30pm with 7.5 instructional hours per day.</w:t>
+            </w:r>
+            <w:r>
+              <w:rPr>
+                <w:sz w:val="19"/>
+              </w:rPr>
+            </w:r>
+          </w:p>
+        </w:tc>
+        <w:tc>
+          <w:tcPr>
+            <w:tcW w:type="dxa" w:w="2160"/>
+          </w:tcPr>
+          <w:p>
+            <w:r>
+              <w:t>Dr Alfred Ang</w:t>
+            </w:r>
+            <w:r>
+              <w:rPr>
+                <w:sz w:val="19"/>
+              </w:rPr>
             </w:r>
           </w:p>
         </w:tc>
@@ -412,7 +513,7 @@
           <w:color w:val="333333"/>
           <w:sz w:val="22"/>
         </w:rPr>
-        <w:t>Learning Reinforcement</w:t>
+        <w:t>Training Strategy</w:t>
         <w:tab/>
         <w:t>4</w:t>
       </w:r>
@@ -431,9 +532,9 @@
           <w:color w:val="333333"/>
           <w:sz w:val="22"/>
         </w:rPr>
-        <w:t>Course Schedule</w:t>
+        <w:t>Detailed Course Schedule</w:t>
         <w:tab/>
-        <w:t>5</w:t>
+        <w:t>4</w:t>
       </w:r>
     </w:p>
     <w:p>
@@ -451,9 +552,9 @@
           <w:color w:val="333333"/>
           <w:sz w:val="21"/>
         </w:rPr>
-        <w:t>Day 1 — Agent Foundations, Trend Intelligence, and Content Automation</w:t>
+        <w:t>Day 1 · 9:30am – 5:30pm — Research, strategy and agentic content operations</w:t>
         <w:tab/>
-        <w:t>5</w:t>
+        <w:t>4</w:t>
       </w:r>
     </w:p>
     <w:p>
@@ -471,9 +572,9 @@
           <w:color w:val="333333"/>
           <w:sz w:val="21"/>
         </w:rPr>
-        <w:t>Day 2 — Campaign Orchestration, Performance Learning, and Controlled Optimization</w:t>
+        <w:t>Day 2 · 9:30am – 5:30pm — Oversight, omnichannel publishing, ROI and optimisation</w:t>
         <w:tab/>
-        <w:t>6</w:t>
+        <w:t>5</w:t>
       </w:r>
     </w:p>
     <w:p>
@@ -490,9 +591,9 @@
           <w:color w:val="333333"/>
           <w:sz w:val="22"/>
         </w:rPr>
-        <w:t>Lab Reference (aligned to course topics)</w:t>
+        <w:t>Lab-to-Topic and Slide Alignment</w:t>
         <w:tab/>
-        <w:t>7</w:t>
+        <w:t>6</w:t>
       </w:r>
     </w:p>
     <w:p>
@@ -522,14 +623,12 @@
         <w:tc>
           <w:tcPr>
             <w:tcW w:type="dxa" w:w="4320"/>
-            <w:shd w:val="clear" w:color="auto" w:fill="E8F0FE"/>
+            <w:shd w:val="clear" w:color="auto" w:fill="F7F4F8"/>
           </w:tcPr>
           <w:p>
-            <w:r/>
             <w:r>
               <w:rPr>
                 <w:b/>
-                <w:sz w:val="20"/>
               </w:rPr>
               <w:t>Course Title</w:t>
             </w:r>
@@ -540,12 +639,8 @@
             <w:tcW w:type="dxa" w:w="4320"/>
           </w:tcPr>
           <w:p>
-            <w:r/>
             <w:r>
-              <w:rPr>
-                <w:sz w:val="20"/>
-              </w:rPr>
-              <w:t>Agentic AI for Digital Marketing and Advertising (C1798)</w:t>
+              <w:t>Agentic AI for Digital Marketing and Advertising</w:t>
             </w:r>
           </w:p>
         </w:tc>
@@ -554,16 +649,14 @@
         <w:tc>
           <w:tcPr>
             <w:tcW w:type="dxa" w:w="4320"/>
-            <w:shd w:val="clear" w:color="auto" w:fill="E8F0FE"/>
+            <w:shd w:val="clear" w:color="auto" w:fill="F7F4F8"/>
           </w:tcPr>
           <w:p>
-            <w:r/>
             <w:r>
               <w:rPr>
                 <w:b/>
-                <w:sz w:val="20"/>
               </w:rPr>
-              <w:t>Course Reference</w:t>
+              <w:t>Course Code</w:t>
             </w:r>
           </w:p>
         </w:tc>
@@ -572,11 +665,7 @@
             <w:tcW w:type="dxa" w:w="4320"/>
           </w:tcPr>
           <w:p>
-            <w:r/>
             <w:r>
-              <w:rPr>
-                <w:sz w:val="20"/>
-              </w:rPr>
               <w:t>C1798</w:t>
             </w:r>
           </w:p>
@@ -586,46 +675,12 @@
         <w:tc>
           <w:tcPr>
             <w:tcW w:type="dxa" w:w="4320"/>
-            <w:shd w:val="clear" w:color="auto" w:fill="E8F0FE"/>
+            <w:shd w:val="clear" w:color="auto" w:fill="F7F4F8"/>
           </w:tcPr>
           <w:p>
-            <w:r/>
             <w:r>
               <w:rPr>
                 <w:b/>
-                <w:sz w:val="20"/>
-              </w:rPr>
-              <w:t>Training Provider</w:t>
-            </w:r>
-          </w:p>
-        </w:tc>
-        <w:tc>
-          <w:tcPr>
-            <w:tcW w:type="dxa" w:w="4320"/>
-          </w:tcPr>
-          <w:p>
-            <w:r/>
-            <w:r>
-              <w:rPr>
-                <w:sz w:val="20"/>
-              </w:rPr>
-              <w:t>Tertiary Infotech Academy Pte Ltd  (UEN 201200696W)</w:t>
-            </w:r>
-          </w:p>
-        </w:tc>
-      </w:tr>
-      <w:tr>
-        <w:tc>
-          <w:tcPr>
-            <w:tcW w:type="dxa" w:w="4320"/>
-            <w:shd w:val="clear" w:color="auto" w:fill="E8F0FE"/>
-          </w:tcPr>
-          <w:p>
-            <w:r/>
-            <w:r>
-              <w:rPr>
-                <w:b/>
-                <w:sz w:val="20"/>
               </w:rPr>
               <w:t>Duration</w:t>
             </w:r>
@@ -636,12 +691,8 @@
             <w:tcW w:type="dxa" w:w="4320"/>
           </w:tcPr>
           <w:p>
-            <w:r/>
             <w:r>
-              <w:rPr>
-                <w:sz w:val="20"/>
-              </w:rPr>
-              <w:t>2 days · 7.5 scheduled hours per day (15 hours)</w:t>
+              <w:t>2 days · 15 instructional hours</w:t>
             </w:r>
           </w:p>
         </w:tc>
@@ -650,14 +701,12 @@
         <w:tc>
           <w:tcPr>
             <w:tcW w:type="dxa" w:w="4320"/>
-            <w:shd w:val="clear" w:color="auto" w:fill="E8F0FE"/>
+            <w:shd w:val="clear" w:color="auto" w:fill="F7F4F8"/>
           </w:tcPr>
           <w:p>
-            <w:r/>
             <w:r>
               <w:rPr>
                 <w:b/>
-                <w:sz w:val="20"/>
               </w:rPr>
               <w:t>Daily Timing</w:t>
             </w:r>
@@ -668,12 +717,8 @@
             <w:tcW w:type="dxa" w:w="4320"/>
           </w:tcPr>
           <w:p>
-            <w:r/>
             <w:r>
-              <w:rPr>
-                <w:sz w:val="20"/>
-              </w:rPr>
-              <w:t>9:30 am - 5:30 pm (30-minute lunch; tea breaks within scheduled time)</w:t>
+              <w:t>09:30–17:30 · 30-minute lunch excluded</w:t>
             </w:r>
           </w:p>
         </w:tc>
@@ -682,46 +727,12 @@
         <w:tc>
           <w:tcPr>
             <w:tcW w:type="dxa" w:w="4320"/>
-            <w:shd w:val="clear" w:color="auto" w:fill="E8F0FE"/>
+            <w:shd w:val="clear" w:color="auto" w:fill="F7F4F8"/>
           </w:tcPr>
           <w:p>
-            <w:r/>
             <w:r>
               <w:rPr>
                 <w:b/>
-                <w:sz w:val="20"/>
-              </w:rPr>
-              <w:t>Mode</w:t>
-            </w:r>
-          </w:p>
-        </w:tc>
-        <w:tc>
-          <w:tcPr>
-            <w:tcW w:type="dxa" w:w="4320"/>
-          </w:tcPr>
-          <w:p>
-            <w:r/>
-            <w:r>
-              <w:rPr>
-                <w:sz w:val="20"/>
-              </w:rPr>
-              <w:t>Instructor-led, concept-first workshops and connected hands-on labs</w:t>
-            </w:r>
-          </w:p>
-        </w:tc>
-      </w:tr>
-      <w:tr>
-        <w:tc>
-          <w:tcPr>
-            <w:tcW w:type="dxa" w:w="4320"/>
-            <w:shd w:val="clear" w:color="auto" w:fill="E8F0FE"/>
-          </w:tcPr>
-          <w:p>
-            <w:r/>
-            <w:r>
-              <w:rPr>
-                <w:b/>
-                <w:sz w:val="20"/>
               </w:rPr>
               <w:t>Trainer</w:t>
             </w:r>
@@ -732,12 +743,34 @@
             <w:tcW w:type="dxa" w:w="4320"/>
           </w:tcPr>
           <w:p>
-            <w:r/>
+            <w:r>
+              <w:t>Dr Alfred Ang</w:t>
+            </w:r>
+          </w:p>
+        </w:tc>
+      </w:tr>
+      <w:tr>
+        <w:tc>
+          <w:tcPr>
+            <w:tcW w:type="dxa" w:w="4320"/>
+            <w:shd w:val="clear" w:color="auto" w:fill="F7F4F8"/>
+          </w:tcPr>
+          <w:p>
             <w:r>
               <w:rPr>
-                <w:sz w:val="20"/>
+                <w:b/>
               </w:rPr>
-              <w:t>Courseware Team</w:t>
+              <w:t>Deck</w:t>
+            </w:r>
+          </w:p>
+        </w:tc>
+        <w:tc>
+          <w:tcPr>
+            <w:tcW w:type="dxa" w:w="4320"/>
+          </w:tcPr>
+          <w:p>
+            <w:r>
+              <w:t>Agentic AI for Digital Marketing and Advertising (C1798)-v2.0.pptx · 208 slides</w:t>
             </w:r>
           </w:p>
         </w:tc>
@@ -752,8 +785,11 @@
       </w:r>
     </w:p>
     <w:p>
+      <w:pPr>
+        <w:pStyle w:val="ListBullet"/>
+      </w:pPr>
       <w:r>
-        <w:t>On completion of this course, learners will be able to:</w:t>
+        <w:t>LO1: Use generative-AI deep research and agentic workflows to formulate a digital marketing strategy, measurable objectives, KPIs and ROI model.</w:t>
       </w:r>
     </w:p>
     <w:p>
@@ -761,10 +797,7 @@
         <w:pStyle w:val="ListBullet"/>
       </w:pPr>
       <w:r>
-        <w:rPr>
-          <w:sz w:val="21"/>
-        </w:rPr>
-        <w:t>LO1: Explain agentic marketing architecture and define goals, tools, memory, approval gates, and operational guardrails for a marketing agent.</w:t>
+        <w:t>LO2: Evaluate channel and campaign ROI, synthesise RACE/SOSTAC strategy models, and align recommendations with overarching marketing objectives.</w:t>
       </w:r>
     </w:p>
     <w:p>
@@ -772,10 +805,15 @@
         <w:pStyle w:val="ListBullet"/>
       </w:pPr>
       <w:r>
-        <w:rPr>
-          <w:sz w:val="21"/>
-        </w:rPr>
-        <w:t>LO2: Build a repeatable trend-discovery workflow that evaluates freshness, evidence, brand fit, and risk before recommending an opportunity.</w:t>
+        <w:t>LO3: Lead the creation of an integrated online presence across web, email, social and emerging channels with human oversight.</w:t>
+      </w:r>
+    </w:p>
+    <w:p>
+      <w:pPr>
+        <w:pStyle w:val="Heading1"/>
+      </w:pPr>
+      <w:r>
+        <w:t>Training Strategy</w:t>
       </w:r>
     </w:p>
     <w:p>
@@ -783,10 +821,7 @@
         <w:pStyle w:val="ListBullet"/>
       </w:pPr>
       <w:r>
-        <w:rPr>
-          <w:sz w:val="21"/>
-        </w:rPr>
-        <w:t>LO3: Produce an aligned multi-platform content and multimedia kit that preserves audience intent, brand voice, factual accuracy, and creative rights.</w:t>
+        <w:t>Mechanism-led visual instruction using architecture, state, data-contract, formula, chart, photorealistic section imagery and evidence slides.</w:t>
       </w:r>
     </w:p>
     <w:p>
@@ -794,10 +829,7 @@
         <w:pStyle w:val="ListBullet"/>
       </w:pPr>
       <w:r>
-        <w:rPr>
-          <w:sz w:val="21"/>
-        </w:rPr>
-        <w:t>LO4: Design an AI-assisted campaign blueprint, experiment plan, content calendar, and controlled launch workflow tied to objectives and KPIs.</w:t>
+        <w:t>Detailed click paths are taught through the Learner Guide and 15 self-contained lab folders, not the PPT.</w:t>
       </w:r>
     </w:p>
     <w:p>
@@ -805,10 +837,7 @@
         <w:pStyle w:val="ListBullet"/>
       </w:pPr>
       <w:r>
-        <w:rPr>
-          <w:sz w:val="21"/>
-        </w:rPr>
-        <w:t>LO5: Calculate and interpret social performance metrics, analyse synthetic audience feedback, and turn findings into evidence-linked recommendations.</w:t>
+        <w:t>Learners use synthetic Excel data and inactive n8n workflows; the SocialPost HTTP node stays disabled until a trainer authorises one sandbox call.</w:t>
       </w:r>
     </w:p>
     <w:p>
@@ -816,10 +845,7 @@
         <w:pStyle w:val="ListBullet"/>
       </w:pPr>
       <w:r>
-        <w:rPr>
-          <w:sz w:val="21"/>
-        </w:rPr>
-        <w:t>LO6: Diagnose paid-media performance, propose bounded experiments, and design a human-governed optimization loop with stop conditions and audit evidence.</w:t>
+        <w:t>Human approval binds the exact SocialPost endpoint, user, platforms and payload hash before publishing.</w:t>
       </w:r>
     </w:p>
     <w:p>
@@ -827,60 +853,7 @@
         <w:pStyle w:val="Heading1"/>
       </w:pPr>
       <w:r>
-        <w:t>Learning Reinforcement</w:t>
-      </w:r>
-    </w:p>
-    <w:p>
-      <w:pPr>
-        <w:pStyle w:val="ListBullet"/>
-      </w:pPr>
-      <w:r>
-        <w:rPr>
-          <w:sz w:val="21"/>
-        </w:rPr>
-        <w:t>Every topic is followed by hands-on labs that learners complete on their own machine.</w:t>
-      </w:r>
-    </w:p>
-    <w:p>
-      <w:pPr>
-        <w:pStyle w:val="ListBullet"/>
-      </w:pPr>
-      <w:r>
-        <w:rPr>
-          <w:sz w:val="21"/>
-        </w:rPr>
-        <w:t>Each lab ends with a 'Test it' verification step so learners can confirm their own progress.</w:t>
-      </w:r>
-    </w:p>
-    <w:p>
-      <w:pPr>
-        <w:pStyle w:val="ListBullet"/>
-      </w:pPr>
-      <w:r>
-        <w:rPr>
-          <w:sz w:val="21"/>
-        </w:rPr>
-        <w:t>The trainer circulates during lab time to give individual feedback and unblock learners.</w:t>
-      </w:r>
-    </w:p>
-    <w:p>
-      <w:pPr>
-        <w:pStyle w:val="ListBullet"/>
-      </w:pPr>
-      <w:r>
-        <w:rPr>
-          <w:sz w:val="21"/>
-        </w:rPr>
-        <w:t>Each topic closes with a recap mapped back to the course learning outcomes.</w:t>
-      </w:r>
-    </w:p>
-    <w:p>
-      <w:pPr>
-        <w:pStyle w:val="Heading1"/>
-        <w:pageBreakBefore/>
-      </w:pPr>
-      <w:r>
-        <w:t>Course Schedule</w:t>
+        <w:t>Detailed Course Schedule</w:t>
       </w:r>
     </w:p>
     <w:p>
@@ -888,7 +861,7 @@
         <w:pStyle w:val="Heading2"/>
       </w:pPr>
       <w:r>
-        <w:t>Day 1 — Agent Foundations, Trend Intelligence, and Content Automation</w:t>
+        <w:t>Day 1 · 9:30am – 5:30pm — Research, strategy and agentic content operations</w:t>
       </w:r>
     </w:p>
     <w:tbl>
@@ -899,28 +872,22 @@
         <w:tblLook w:firstColumn="1" w:firstRow="1" w:lastColumn="0" w:lastRow="0" w:noHBand="0" w:noVBand="1" w:val="04A0"/>
       </w:tblPr>
       <w:tblGrid>
-        <w:gridCol w:w="2880"/>
-        <w:gridCol w:w="2880"/>
-        <w:gridCol w:w="2880"/>
+        <w:gridCol w:w="2160"/>
+        <w:gridCol w:w="2160"/>
+        <w:gridCol w:w="2160"/>
+        <w:gridCol w:w="2160"/>
       </w:tblGrid>
       <w:tr>
-        <w:trPr>
-          <w:cantSplit/>
-          <w:tblHeader w:val="true"/>
-        </w:trPr>
         <w:tc>
           <w:tcPr>
-            <w:tcW w:type="dxa" w:w="1656"/>
-            <w:shd w:val="clear" w:color="auto" w:fill="1F6FEB"/>
+            <w:tcW w:type="dxa" w:w="2160"/>
+            <w:shd w:val="clear" w:color="auto" w:fill="512B58"/>
           </w:tcPr>
           <w:p>
-            <w:r/>
             <w:r>
               <w:rPr>
-                <w:rFonts w:ascii="Arial" w:hAnsi="Arial"/>
                 <w:b/>
                 <w:color w:val="FFFFFF"/>
-                <w:sz w:val="20"/>
               </w:rPr>
               <w:t>Time</w:t>
             </w:r>
@@ -928,644 +895,460 @@
         </w:tc>
         <w:tc>
           <w:tcPr>
-            <w:tcW w:type="dxa" w:w="1296"/>
-            <w:shd w:val="clear" w:color="auto" w:fill="1F6FEB"/>
+            <w:tcW w:type="dxa" w:w="2160"/>
+            <w:shd w:val="clear" w:color="auto" w:fill="512B58"/>
           </w:tcPr>
           <w:p>
-            <w:r/>
             <w:r>
               <w:rPr>
-                <w:rFonts w:ascii="Arial" w:hAnsi="Arial"/>
                 <w:b/>
                 <w:color w:val="FFFFFF"/>
-                <w:sz w:val="20"/>
               </w:rPr>
-              <w:t>Duration</w:t>
+              <w:t>Minutes</w:t>
             </w:r>
           </w:p>
         </w:tc>
         <w:tc>
           <w:tcPr>
-            <w:tcW w:type="dxa" w:w="6840"/>
-            <w:shd w:val="clear" w:color="auto" w:fill="1F6FEB"/>
+            <w:tcW w:type="dxa" w:w="2160"/>
+            <w:shd w:val="clear" w:color="auto" w:fill="512B58"/>
           </w:tcPr>
           <w:p>
-            <w:r/>
             <w:r>
               <w:rPr>
-                <w:rFonts w:ascii="Arial" w:hAnsi="Arial"/>
                 <w:b/>
                 <w:color w:val="FFFFFF"/>
-                <w:sz w:val="20"/>
               </w:rPr>
-              <w:t>Topic / Activity</w:t>
+              <w:t>Method</w:t>
+            </w:r>
+          </w:p>
+        </w:tc>
+        <w:tc>
+          <w:tcPr>
+            <w:tcW w:type="dxa" w:w="2160"/>
+            <w:shd w:val="clear" w:color="auto" w:fill="512B58"/>
+          </w:tcPr>
+          <w:p>
+            <w:r>
+              <w:rPr>
+                <w:b/>
+                <w:color w:val="FFFFFF"/>
+              </w:rPr>
+              <w:t>Topic / Activity and Slide Reference</w:t>
             </w:r>
           </w:p>
         </w:tc>
       </w:tr>
       <w:tr>
-        <w:trPr>
-          <w:cantSplit/>
-        </w:trPr>
         <w:tc>
           <w:tcPr>
-            <w:tcW w:type="dxa" w:w="1656"/>
-            <w:shd w:val="clear" w:color="auto" w:fill="F3F5F8"/>
+            <w:tcW w:type="dxa" w:w="2160"/>
+            <w:shd w:val="clear" w:color="auto" w:fill="EEE7F0"/>
           </w:tcPr>
           <w:p>
-            <w:r/>
             <w:r>
-              <w:rPr>
-                <w:rFonts w:ascii="Arial" w:hAnsi="Arial"/>
-                <w:b w:val="0"/>
-                <w:sz w:val="19"/>
-              </w:rPr>
-              <w:t>9:30–9:50</w:t>
+              <w:t>09:30–10:00</w:t>
             </w:r>
           </w:p>
         </w:tc>
         <w:tc>
           <w:tcPr>
-            <w:tcW w:type="dxa" w:w="1296"/>
-            <w:shd w:val="clear" w:color="auto" w:fill="F3F5F8"/>
+            <w:tcW w:type="dxa" w:w="2160"/>
+            <w:shd w:val="clear" w:color="auto" w:fill="EEE7F0"/>
           </w:tcPr>
           <w:p>
-            <w:r/>
             <w:r>
-              <w:rPr>
-                <w:rFonts w:ascii="Arial" w:hAnsi="Arial"/>
-                <w:b w:val="0"/>
-                <w:sz w:val="19"/>
-              </w:rPr>
-              <w:t>20 min</w:t>
+              <w:t>30</w:t>
             </w:r>
           </w:p>
         </w:tc>
         <w:tc>
           <w:tcPr>
-            <w:tcW w:type="dxa" w:w="6840"/>
-            <w:shd w:val="clear" w:color="auto" w:fill="F3F5F8"/>
+            <w:tcW w:type="dxa" w:w="2160"/>
+            <w:shd w:val="clear" w:color="auto" w:fill="EEE7F0"/>
           </w:tcPr>
           <w:p>
-            <w:r/>
             <w:r>
-              <w:rPr>
-                <w:rFonts w:ascii="Arial" w:hAnsi="Arial"/>
-                <w:b w:val="0"/>
-                <w:sz w:val="19"/>
-              </w:rPr>
-              <w:t>Welcome, course orientation, learning outcomes, and the Aurora Active scenario</w:t>
+              <w:t>Admin</w:t>
+            </w:r>
+          </w:p>
+        </w:tc>
+        <w:tc>
+          <w:tcPr>
+            <w:tcW w:type="dxa" w:w="2160"/>
+            <w:shd w:val="clear" w:color="auto" w:fill="EEE7F0"/>
+          </w:tcPr>
+          <w:p>
+            <w:r>
+              <w:t>Welcome, trainer profiles, course outcomes and safety boundaries — Slides 2–12</w:t>
             </w:r>
           </w:p>
         </w:tc>
       </w:tr>
       <w:tr>
-        <w:trPr>
-          <w:cantSplit/>
-        </w:trPr>
         <w:tc>
           <w:tcPr>
-            <w:tcW w:type="dxa" w:w="1656"/>
-            <w:shd w:val="clear" w:color="auto" w:fill="E8F0FE"/>
+            <w:tcW w:type="dxa" w:w="2160"/>
+            <w:shd w:val="clear" w:color="auto" w:fill="EEE7F0"/>
           </w:tcPr>
           <w:p>
-            <w:r/>
             <w:r>
-              <w:rPr>
-                <w:rFonts w:ascii="Arial" w:hAnsi="Arial"/>
-                <w:b/>
-                <w:sz w:val="19"/>
-              </w:rPr>
-              <w:t>9:50–10:40</w:t>
+              <w:t>10:00–11:00</w:t>
             </w:r>
           </w:p>
         </w:tc>
         <w:tc>
           <w:tcPr>
-            <w:tcW w:type="dxa" w:w="1296"/>
-            <w:shd w:val="clear" w:color="auto" w:fill="E8F0FE"/>
+            <w:tcW w:type="dxa" w:w="2160"/>
+            <w:shd w:val="clear" w:color="auto" w:fill="EEE7F0"/>
           </w:tcPr>
           <w:p>
-            <w:r/>
             <w:r>
-              <w:rPr>
-                <w:rFonts w:ascii="Arial" w:hAnsi="Arial"/>
-                <w:b w:val="0"/>
-                <w:sz w:val="19"/>
-              </w:rPr>
-              <w:t>50 min</w:t>
+              <w:t>60</w:t>
             </w:r>
           </w:p>
         </w:tc>
         <w:tc>
           <w:tcPr>
-            <w:tcW w:type="dxa" w:w="6840"/>
-            <w:shd w:val="clear" w:color="auto" w:fill="E8F0FE"/>
+            <w:tcW w:type="dxa" w:w="2160"/>
+            <w:shd w:val="clear" w:color="auto" w:fill="EEE7F0"/>
           </w:tcPr>
           <w:p>
-            <w:r/>
             <w:r>
-              <w:rPr>
-                <w:rFonts w:ascii="Arial" w:hAnsi="Arial"/>
-                <w:b/>
-                <w:sz w:val="19"/>
-              </w:rPr>
-              <w:t>Topic 1 - Foundations of Agentic AI for Marketing (concepts, architecture, and worked example)</w:t>
+              <w:t>Topic</w:t>
+            </w:r>
+          </w:p>
+        </w:tc>
+        <w:tc>
+          <w:tcPr>
+            <w:tcW w:type="dxa" w:w="2160"/>
+            <w:shd w:val="clear" w:color="auto" w:fill="EEE7F0"/>
+          </w:tcPr>
+          <w:p>
+            <w:r>
+              <w:t>Topic 1 mechanisms: research contract, evidence lineage, source scoring and audience signals — Slides 13–47</w:t>
             </w:r>
           </w:p>
         </w:tc>
       </w:tr>
       <w:tr>
-        <w:trPr>
-          <w:cantSplit/>
-        </w:trPr>
         <w:tc>
           <w:tcPr>
-            <w:tcW w:type="dxa" w:w="1656"/>
-            <w:shd w:val="clear" w:color="auto" w:fill="FFF4E5"/>
+            <w:tcW w:type="dxa" w:w="2160"/>
+            <w:shd w:val="clear" w:color="auto" w:fill="EEE7F0"/>
           </w:tcPr>
           <w:p>
-            <w:r/>
             <w:r>
-              <w:rPr>
-                <w:rFonts w:ascii="Arial" w:hAnsi="Arial"/>
-                <w:b w:val="0"/>
-                <w:sz w:val="19"/>
-              </w:rPr>
-              <w:t>10:40–10:55</w:t>
+              <w:t>11:00–12:45</w:t>
             </w:r>
           </w:p>
         </w:tc>
         <w:tc>
           <w:tcPr>
-            <w:tcW w:type="dxa" w:w="1296"/>
-            <w:shd w:val="clear" w:color="auto" w:fill="FFF4E5"/>
+            <w:tcW w:type="dxa" w:w="2160"/>
+            <w:shd w:val="clear" w:color="auto" w:fill="EEE7F0"/>
           </w:tcPr>
           <w:p>
-            <w:r/>
             <w:r>
-              <w:rPr>
-                <w:rFonts w:ascii="Arial" w:hAnsi="Arial"/>
-                <w:b w:val="0"/>
-                <w:sz w:val="19"/>
-              </w:rPr>
-              <w:t>15 min</w:t>
+              <w:t>105</w:t>
             </w:r>
           </w:p>
         </w:tc>
         <w:tc>
           <w:tcPr>
-            <w:tcW w:type="dxa" w:w="6840"/>
-            <w:shd w:val="clear" w:color="auto" w:fill="FFF4E5"/>
+            <w:tcW w:type="dxa" w:w="2160"/>
+            <w:shd w:val="clear" w:color="auto" w:fill="EEE7F0"/>
           </w:tcPr>
           <w:p>
-            <w:r/>
             <w:r>
-              <w:rPr>
-                <w:rFonts w:ascii="Arial" w:hAnsi="Arial"/>
-                <w:b w:val="0"/>
-                <w:sz w:val="19"/>
-              </w:rPr>
-              <w:t>Tea break</w:t>
+              <w:t>Lab</w:t>
+            </w:r>
+          </w:p>
+        </w:tc>
+        <w:tc>
+          <w:tcPr>
+            <w:tcW w:type="dxa" w:w="2160"/>
+            <w:shd w:val="clear" w:color="auto" w:fill="EEE7F0"/>
+          </w:tcPr>
+          <w:p>
+            <w:r>
+              <w:t>Labs 1–3: brief/KPI contract, evidence research and audience opportunity ranking</w:t>
             </w:r>
           </w:p>
         </w:tc>
       </w:tr>
       <w:tr>
-        <w:trPr>
-          <w:cantSplit/>
-        </w:trPr>
         <w:tc>
           <w:tcPr>
-            <w:tcW w:type="dxa" w:w="1656"/>
+            <w:tcW w:type="dxa" w:w="2160"/>
+            <w:shd w:val="clear" w:color="auto" w:fill="EEE7F0"/>
           </w:tcPr>
           <w:p>
-            <w:r/>
             <w:r>
-              <w:rPr>
-                <w:rFonts w:ascii="Arial" w:hAnsi="Arial"/>
-                <w:b w:val="0"/>
-                <w:sz w:val="19"/>
-              </w:rPr>
-              <w:t>10:55–12:15</w:t>
+              <w:t>12:45–13:15</w:t>
             </w:r>
           </w:p>
         </w:tc>
         <w:tc>
           <w:tcPr>
-            <w:tcW w:type="dxa" w:w="1296"/>
+            <w:tcW w:type="dxa" w:w="2160"/>
+            <w:shd w:val="clear" w:color="auto" w:fill="EEE7F0"/>
           </w:tcPr>
           <w:p>
-            <w:r/>
             <w:r>
-              <w:rPr>
-                <w:rFonts w:ascii="Arial" w:hAnsi="Arial"/>
-                <w:b w:val="0"/>
-                <w:sz w:val="19"/>
-              </w:rPr>
-              <w:t>80 min</w:t>
+              <w:t>30</w:t>
             </w:r>
           </w:p>
         </w:tc>
         <w:tc>
           <w:tcPr>
-            <w:tcW w:type="dxa" w:w="6840"/>
+            <w:tcW w:type="dxa" w:w="2160"/>
+            <w:shd w:val="clear" w:color="auto" w:fill="EEE7F0"/>
           </w:tcPr>
           <w:p>
-            <w:r/>
             <w:r>
-              <w:rPr>
-                <w:rFonts w:ascii="Arial" w:hAnsi="Arial"/>
-                <w:b w:val="0"/>
-                <w:sz w:val="19"/>
-              </w:rPr>
-              <w:t>Hands-on: Lab 1: Map the Aurora Agentic Marketing Control Loop; Lab 2: Write and Test the Marketing Agent Operating Specification</w:t>
-            </w:r>
-          </w:p>
-        </w:tc>
-      </w:tr>
-      <w:tr>
-        <w:trPr>
-          <w:cantSplit/>
-        </w:trPr>
-        <w:tc>
-          <w:tcPr>
-            <w:tcW w:type="dxa" w:w="1656"/>
-            <w:shd w:val="clear" w:color="auto" w:fill="E8F0FE"/>
-          </w:tcPr>
-          <w:p>
-            <w:r/>
-            <w:r>
-              <w:rPr>
-                <w:rFonts w:ascii="Arial" w:hAnsi="Arial"/>
-                <w:b/>
-                <w:sz w:val="19"/>
-              </w:rPr>
-              <w:t>12:15–13:00</w:t>
+              <w:t>Lunch</w:t>
             </w:r>
           </w:p>
         </w:tc>
         <w:tc>
           <w:tcPr>
-            <w:tcW w:type="dxa" w:w="1296"/>
-            <w:shd w:val="clear" w:color="auto" w:fill="E8F0FE"/>
+            <w:tcW w:type="dxa" w:w="2160"/>
+            <w:shd w:val="clear" w:color="auto" w:fill="EEE7F0"/>
           </w:tcPr>
           <w:p>
-            <w:r/>
             <w:r>
-              <w:rPr>
-                <w:rFonts w:ascii="Arial" w:hAnsi="Arial"/>
-                <w:b w:val="0"/>
-                <w:sz w:val="19"/>
-              </w:rPr>
-              <w:t>45 min</w:t>
-            </w:r>
-          </w:p>
-        </w:tc>
-        <w:tc>
-          <w:tcPr>
-            <w:tcW w:type="dxa" w:w="6840"/>
-            <w:shd w:val="clear" w:color="auto" w:fill="E8F0FE"/>
-          </w:tcPr>
-          <w:p>
-            <w:r/>
-            <w:r>
-              <w:rPr>
-                <w:rFonts w:ascii="Arial" w:hAnsi="Arial"/>
-                <w:b/>
-                <w:sz w:val="19"/>
-              </w:rPr>
-              <w:t>Topic 2 - Automated Trend Discovery and Viral Content Research (concepts, data interpretation, and worked example)</w:t>
-            </w:r>
-          </w:p>
-        </w:tc>
-      </w:tr>
-      <w:tr>
-        <w:trPr>
-          <w:cantSplit/>
-        </w:trPr>
-        <w:tc>
-          <w:tcPr>
-            <w:tcW w:type="dxa" w:w="1656"/>
-            <w:shd w:val="clear" w:color="auto" w:fill="FDE9D9"/>
-          </w:tcPr>
-          <w:p>
-            <w:r/>
-            <w:r>
-              <w:rPr>
-                <w:rFonts w:ascii="Arial" w:hAnsi="Arial"/>
-                <w:b w:val="0"/>
-                <w:sz w:val="19"/>
-              </w:rPr>
-              <w:t>13:00–13:30</w:t>
-            </w:r>
-          </w:p>
-        </w:tc>
-        <w:tc>
-          <w:tcPr>
-            <w:tcW w:type="dxa" w:w="1296"/>
-            <w:shd w:val="clear" w:color="auto" w:fill="FDE9D9"/>
-          </w:tcPr>
-          <w:p>
-            <w:r/>
-            <w:r>
-              <w:rPr>
-                <w:rFonts w:ascii="Arial" w:hAnsi="Arial"/>
-                <w:b w:val="0"/>
-                <w:sz w:val="19"/>
-              </w:rPr>
-              <w:t>30 min</w:t>
-            </w:r>
-          </w:p>
-        </w:tc>
-        <w:tc>
-          <w:tcPr>
-            <w:tcW w:type="dxa" w:w="6840"/>
-            <w:shd w:val="clear" w:color="auto" w:fill="FDE9D9"/>
-          </w:tcPr>
-          <w:p>
-            <w:r/>
-            <w:r>
-              <w:rPr>
-                <w:rFonts w:ascii="Arial" w:hAnsi="Arial"/>
-                <w:b w:val="0"/>
-                <w:sz w:val="19"/>
-              </w:rPr>
               <w:t>Lunch break</w:t>
             </w:r>
           </w:p>
         </w:tc>
       </w:tr>
       <w:tr>
-        <w:trPr>
-          <w:cantSplit/>
-        </w:trPr>
         <w:tc>
           <w:tcPr>
-            <w:tcW w:type="dxa" w:w="1656"/>
+            <w:tcW w:type="dxa" w:w="2160"/>
+            <w:shd w:val="clear" w:color="auto" w:fill="EEE7F0"/>
           </w:tcPr>
           <w:p>
-            <w:r/>
             <w:r>
-              <w:rPr>
-                <w:rFonts w:ascii="Arial" w:hAnsi="Arial"/>
-                <w:b w:val="0"/>
-                <w:sz w:val="19"/>
-              </w:rPr>
-              <w:t>13:30–14:50</w:t>
+              <w:t>13:15–14:15</w:t>
             </w:r>
           </w:p>
         </w:tc>
         <w:tc>
           <w:tcPr>
-            <w:tcW w:type="dxa" w:w="1296"/>
+            <w:tcW w:type="dxa" w:w="2160"/>
+            <w:shd w:val="clear" w:color="auto" w:fill="EEE7F0"/>
           </w:tcPr>
           <w:p>
-            <w:r/>
             <w:r>
-              <w:rPr>
-                <w:rFonts w:ascii="Arial" w:hAnsi="Arial"/>
-                <w:b w:val="0"/>
-                <w:sz w:val="19"/>
-              </w:rPr>
-              <w:t>80 min</w:t>
+              <w:t>60</w:t>
             </w:r>
           </w:p>
         </w:tc>
         <w:tc>
           <w:tcPr>
-            <w:tcW w:type="dxa" w:w="6840"/>
+            <w:tcW w:type="dxa" w:w="2160"/>
+            <w:shd w:val="clear" w:color="auto" w:fill="EEE7F0"/>
           </w:tcPr>
           <w:p>
-            <w:r/>
             <w:r>
-              <w:rPr>
-                <w:rFonts w:ascii="Arial" w:hAnsi="Arial"/>
-                <w:b w:val="0"/>
-                <w:sz w:val="19"/>
-              </w:rPr>
-              <w:t>Hands-on: Lab 3: Build and Score a Source-Linked Trend Signal Table; Lab 4: Generate a Viral Opportunity Brief and Scheduled Research Spec</w:t>
+              <w:t>Topic</w:t>
+            </w:r>
+          </w:p>
+        </w:tc>
+        <w:tc>
+          <w:tcPr>
+            <w:tcW w:type="dxa" w:w="2160"/>
+            <w:shd w:val="clear" w:color="auto" w:fill="EEE7F0"/>
+          </w:tcPr>
+          <w:p>
+            <w:r>
+              <w:t>Topic 2 mechanisms: RACE/SOSTAC, KPI contracts, ROI and attribution — Slides 48–86</w:t>
             </w:r>
           </w:p>
         </w:tc>
       </w:tr>
       <w:tr>
-        <w:trPr>
-          <w:cantSplit/>
-        </w:trPr>
         <w:tc>
           <w:tcPr>
-            <w:tcW w:type="dxa" w:w="1656"/>
-            <w:shd w:val="clear" w:color="auto" w:fill="E8F0FE"/>
+            <w:tcW w:type="dxa" w:w="2160"/>
+            <w:shd w:val="clear" w:color="auto" w:fill="EEE7F0"/>
           </w:tcPr>
           <w:p>
-            <w:r/>
             <w:r>
-              <w:rPr>
-                <w:rFonts w:ascii="Arial" w:hAnsi="Arial"/>
-                <w:b/>
-                <w:sz w:val="19"/>
-              </w:rPr>
-              <w:t>14:50–15:35</w:t>
+              <w:t>14:15–15:30</w:t>
             </w:r>
           </w:p>
         </w:tc>
         <w:tc>
           <w:tcPr>
-            <w:tcW w:type="dxa" w:w="1296"/>
-            <w:shd w:val="clear" w:color="auto" w:fill="E8F0FE"/>
+            <w:tcW w:type="dxa" w:w="2160"/>
+            <w:shd w:val="clear" w:color="auto" w:fill="EEE7F0"/>
           </w:tcPr>
           <w:p>
-            <w:r/>
             <w:r>
-              <w:rPr>
-                <w:rFonts w:ascii="Arial" w:hAnsi="Arial"/>
-                <w:b w:val="0"/>
-                <w:sz w:val="19"/>
-              </w:rPr>
-              <w:t>45 min</w:t>
+              <w:t>75</w:t>
             </w:r>
           </w:p>
         </w:tc>
         <w:tc>
           <w:tcPr>
-            <w:tcW w:type="dxa" w:w="6840"/>
-            <w:shd w:val="clear" w:color="auto" w:fill="E8F0FE"/>
+            <w:tcW w:type="dxa" w:w="2160"/>
+            <w:shd w:val="clear" w:color="auto" w:fill="EEE7F0"/>
           </w:tcPr>
           <w:p>
-            <w:r/>
             <w:r>
-              <w:rPr>
-                <w:rFonts w:ascii="Arial" w:hAnsi="Arial"/>
-                <w:b/>
-                <w:sz w:val="19"/>
-              </w:rPr>
-              <w:t>Topic 3 - AI Content Creation and Multimedia Automation (concepts, message system, and multimedia review)</w:t>
+              <w:t>Lab</w:t>
+            </w:r>
+          </w:p>
+        </w:tc>
+        <w:tc>
+          <w:tcPr>
+            <w:tcW w:type="dxa" w:w="2160"/>
+            <w:shd w:val="clear" w:color="auto" w:fill="EEE7F0"/>
+          </w:tcPr>
+          <w:p>
+            <w:r>
+              <w:t>Labs 4–6: strategy synthesis, channel economics and experiment design</w:t>
             </w:r>
           </w:p>
         </w:tc>
       </w:tr>
       <w:tr>
-        <w:trPr>
-          <w:cantSplit/>
-        </w:trPr>
         <w:tc>
           <w:tcPr>
-            <w:tcW w:type="dxa" w:w="1656"/>
-            <w:shd w:val="clear" w:color="auto" w:fill="FFF4E5"/>
+            <w:tcW w:type="dxa" w:w="2160"/>
+            <w:shd w:val="clear" w:color="auto" w:fill="EEE7F0"/>
           </w:tcPr>
           <w:p>
-            <w:r/>
             <w:r>
-              <w:rPr>
-                <w:rFonts w:ascii="Arial" w:hAnsi="Arial"/>
-                <w:b w:val="0"/>
-                <w:sz w:val="19"/>
-              </w:rPr>
-              <w:t>15:35–15:50</w:t>
+              <w:t>15:30–16:45</w:t>
             </w:r>
           </w:p>
         </w:tc>
         <w:tc>
           <w:tcPr>
-            <w:tcW w:type="dxa" w:w="1296"/>
-            <w:shd w:val="clear" w:color="auto" w:fill="FFF4E5"/>
+            <w:tcW w:type="dxa" w:w="2160"/>
+            <w:shd w:val="clear" w:color="auto" w:fill="EEE7F0"/>
           </w:tcPr>
           <w:p>
-            <w:r/>
             <w:r>
-              <w:rPr>
-                <w:rFonts w:ascii="Arial" w:hAnsi="Arial"/>
-                <w:b w:val="0"/>
-                <w:sz w:val="19"/>
-              </w:rPr>
-              <w:t>15 min</w:t>
+              <w:t>75</w:t>
             </w:r>
           </w:p>
         </w:tc>
         <w:tc>
           <w:tcPr>
-            <w:tcW w:type="dxa" w:w="6840"/>
-            <w:shd w:val="clear" w:color="auto" w:fill="FFF4E5"/>
+            <w:tcW w:type="dxa" w:w="2160"/>
+            <w:shd w:val="clear" w:color="auto" w:fill="EEE7F0"/>
           </w:tcPr>
           <w:p>
-            <w:r/>
             <w:r>
-              <w:rPr>
-                <w:rFonts w:ascii="Arial" w:hAnsi="Arial"/>
-                <w:b w:val="0"/>
-                <w:sz w:val="19"/>
-              </w:rPr>
-              <w:t>Tea break</w:t>
+              <w:t>Topic</w:t>
+            </w:r>
+          </w:p>
+        </w:tc>
+        <w:tc>
+          <w:tcPr>
+            <w:tcW w:type="dxa" w:w="2160"/>
+            <w:shd w:val="clear" w:color="auto" w:fill="EEE7F0"/>
+          </w:tcPr>
+          <w:p>
+            <w:r>
+              <w:t>Topic 3 mechanisms and Labs 7–8: content contracts and multi-channel factory — Slides 87–116</w:t>
             </w:r>
           </w:p>
         </w:tc>
       </w:tr>
       <w:tr>
-        <w:trPr>
-          <w:cantSplit/>
-        </w:trPr>
         <w:tc>
           <w:tcPr>
-            <w:tcW w:type="dxa" w:w="1656"/>
+            <w:tcW w:type="dxa" w:w="2160"/>
+            <w:shd w:val="clear" w:color="auto" w:fill="EEE7F0"/>
           </w:tcPr>
           <w:p>
-            <w:r/>
             <w:r>
-              <w:rPr>
-                <w:rFonts w:ascii="Arial" w:hAnsi="Arial"/>
-                <w:b w:val="0"/>
-                <w:sz w:val="19"/>
-              </w:rPr>
-              <w:t>15:50–17:15</w:t>
+              <w:t>16:45–17:15</w:t>
             </w:r>
           </w:p>
         </w:tc>
         <w:tc>
           <w:tcPr>
-            <w:tcW w:type="dxa" w:w="1296"/>
+            <w:tcW w:type="dxa" w:w="2160"/>
+            <w:shd w:val="clear" w:color="auto" w:fill="EEE7F0"/>
           </w:tcPr>
           <w:p>
-            <w:r/>
             <w:r>
-              <w:rPr>
-                <w:rFonts w:ascii="Arial" w:hAnsi="Arial"/>
-                <w:b w:val="0"/>
-                <w:sz w:val="19"/>
-              </w:rPr>
-              <w:t>85 min</w:t>
+              <w:t>30</w:t>
             </w:r>
           </w:p>
         </w:tc>
         <w:tc>
           <w:tcPr>
-            <w:tcW w:type="dxa" w:w="6840"/>
+            <w:tcW w:type="dxa" w:w="2160"/>
+            <w:shd w:val="clear" w:color="auto" w:fill="EEE7F0"/>
           </w:tcPr>
           <w:p>
-            <w:r/>
             <w:r>
-              <w:rPr>
-                <w:rFonts w:ascii="Arial" w:hAnsi="Arial"/>
-                <w:b w:val="0"/>
-                <w:sz w:val="19"/>
-              </w:rPr>
-              <w:t>Hands-on: Lab 5: Create a Governed Four-Platform Content Kit; Lab 6: Design a Branded Image Concept and Short-Form Video Storyboard</w:t>
+              <w:t>Lab</w:t>
+            </w:r>
+          </w:p>
+        </w:tc>
+        <w:tc>
+          <w:tcPr>
+            <w:tcW w:type="dxa" w:w="2160"/>
+            <w:shd w:val="clear" w:color="auto" w:fill="EEE7F0"/>
+          </w:tcPr>
+          <w:p>
+            <w:r>
+              <w:t>Lab 9: brand, claim, privacy and accessibility QA</w:t>
             </w:r>
           </w:p>
         </w:tc>
       </w:tr>
       <w:tr>
-        <w:trPr>
-          <w:cantSplit/>
-        </w:trPr>
         <w:tc>
           <w:tcPr>
-            <w:tcW w:type="dxa" w:w="1656"/>
-            <w:shd w:val="clear" w:color="auto" w:fill="F3F5F8"/>
+            <w:tcW w:type="dxa" w:w="2160"/>
+            <w:shd w:val="clear" w:color="auto" w:fill="EEE7F0"/>
           </w:tcPr>
           <w:p>
-            <w:r/>
             <w:r>
-              <w:rPr>
-                <w:rFonts w:ascii="Arial" w:hAnsi="Arial"/>
-                <w:b w:val="0"/>
-                <w:sz w:val="19"/>
-              </w:rPr>
               <w:t>17:15–17:30</w:t>
             </w:r>
           </w:p>
         </w:tc>
         <w:tc>
           <w:tcPr>
-            <w:tcW w:type="dxa" w:w="1296"/>
-            <w:shd w:val="clear" w:color="auto" w:fill="F3F5F8"/>
+            <w:tcW w:type="dxa" w:w="2160"/>
+            <w:shd w:val="clear" w:color="auto" w:fill="EEE7F0"/>
           </w:tcPr>
           <w:p>
-            <w:r/>
             <w:r>
-              <w:rPr>
-                <w:rFonts w:ascii="Arial" w:hAnsi="Arial"/>
-                <w:b w:val="0"/>
-                <w:sz w:val="19"/>
-              </w:rPr>
-              <w:t>15 min</w:t>
+              <w:t>15</w:t>
             </w:r>
           </w:p>
         </w:tc>
         <w:tc>
           <w:tcPr>
-            <w:tcW w:type="dxa" w:w="6840"/>
-            <w:shd w:val="clear" w:color="auto" w:fill="F3F5F8"/>
+            <w:tcW w:type="dxa" w:w="2160"/>
+            <w:shd w:val="clear" w:color="auto" w:fill="EEE7F0"/>
           </w:tcPr>
           <w:p>
-            <w:r/>
             <w:r>
-              <w:rPr>
-                <w:rFonts w:ascii="Arial" w:hAnsi="Arial"/>
-                <w:b w:val="0"/>
-                <w:sz w:val="19"/>
-              </w:rPr>
-              <w:t>Day 1 recap, campaign checkpoint, and questions</w:t>
+              <w:t>Recap</w:t>
+            </w:r>
+          </w:p>
+        </w:tc>
+        <w:tc>
+          <w:tcPr>
+            <w:tcW w:type="dxa" w:w="2160"/>
+            <w:shd w:val="clear" w:color="auto" w:fill="EEE7F0"/>
+          </w:tcPr>
+          <w:p>
+            <w:r>
+              <w:t>Day 1 evidence review and Q&amp;A</w:t>
             </w:r>
           </w:p>
         </w:tc>
@@ -1574,20 +1357,18 @@
     <w:p>
       <w:r>
         <w:rPr>
-          <w:i/>
-          <w:color w:val="555B66"/>
-          <w:sz w:val="19"/>
+          <w:b/>
+          <w:color w:val="168C8C"/>
         </w:rPr>
-        <w:t>Total scheduled time: 450 minutes (7.5 hours) excluding lunch — of which 420 minutes (7 hours) are instructional, plus 30 minutes of tea breaks.</w:t>
+        <w:t>Day total: 7.5 instructional hours (9:30am – 5:30pm), excluding a 30-minute lunch.</w:t>
       </w:r>
     </w:p>
     <w:p>
       <w:pPr>
         <w:pStyle w:val="Heading2"/>
-        <w:pageBreakBefore/>
       </w:pPr>
       <w:r>
-        <w:t>Day 2 — Campaign Orchestration, Performance Learning, and Controlled Optimization</w:t>
+        <w:t>Day 2 · 9:30am – 5:30pm — Oversight, omnichannel publishing, ROI and optimisation</w:t>
       </w:r>
     </w:p>
     <w:tbl>
@@ -1598,28 +1379,22 @@
         <w:tblLook w:firstColumn="1" w:firstRow="1" w:lastColumn="0" w:lastRow="0" w:noHBand="0" w:noVBand="1" w:val="04A0"/>
       </w:tblPr>
       <w:tblGrid>
-        <w:gridCol w:w="2880"/>
-        <w:gridCol w:w="2880"/>
-        <w:gridCol w:w="2880"/>
+        <w:gridCol w:w="2160"/>
+        <w:gridCol w:w="2160"/>
+        <w:gridCol w:w="2160"/>
+        <w:gridCol w:w="2160"/>
       </w:tblGrid>
       <w:tr>
-        <w:trPr>
-          <w:cantSplit/>
-          <w:tblHeader w:val="true"/>
-        </w:trPr>
         <w:tc>
           <w:tcPr>
-            <w:tcW w:type="dxa" w:w="1656"/>
-            <w:shd w:val="clear" w:color="auto" w:fill="1F6FEB"/>
+            <w:tcW w:type="dxa" w:w="2160"/>
+            <w:shd w:val="clear" w:color="auto" w:fill="512B58"/>
           </w:tcPr>
           <w:p>
-            <w:r/>
             <w:r>
               <w:rPr>
-                <w:rFonts w:ascii="Arial" w:hAnsi="Arial"/>
                 <w:b/>
                 <w:color w:val="FFFFFF"/>
-                <w:sz w:val="20"/>
               </w:rPr>
               <w:t>Time</w:t>
             </w:r>
@@ -1627,644 +1402,368 @@
         </w:tc>
         <w:tc>
           <w:tcPr>
-            <w:tcW w:type="dxa" w:w="1296"/>
-            <w:shd w:val="clear" w:color="auto" w:fill="1F6FEB"/>
+            <w:tcW w:type="dxa" w:w="2160"/>
+            <w:shd w:val="clear" w:color="auto" w:fill="512B58"/>
           </w:tcPr>
           <w:p>
-            <w:r/>
             <w:r>
               <w:rPr>
-                <w:rFonts w:ascii="Arial" w:hAnsi="Arial"/>
                 <w:b/>
                 <w:color w:val="FFFFFF"/>
-                <w:sz w:val="20"/>
               </w:rPr>
-              <w:t>Duration</w:t>
+              <w:t>Minutes</w:t>
             </w:r>
           </w:p>
         </w:tc>
         <w:tc>
           <w:tcPr>
-            <w:tcW w:type="dxa" w:w="6840"/>
-            <w:shd w:val="clear" w:color="auto" w:fill="1F6FEB"/>
+            <w:tcW w:type="dxa" w:w="2160"/>
+            <w:shd w:val="clear" w:color="auto" w:fill="512B58"/>
           </w:tcPr>
           <w:p>
-            <w:r/>
             <w:r>
               <w:rPr>
-                <w:rFonts w:ascii="Arial" w:hAnsi="Arial"/>
                 <w:b/>
                 <w:color w:val="FFFFFF"/>
-                <w:sz w:val="20"/>
               </w:rPr>
-              <w:t>Topic / Activity</w:t>
+              <w:t>Method</w:t>
+            </w:r>
+          </w:p>
+        </w:tc>
+        <w:tc>
+          <w:tcPr>
+            <w:tcW w:type="dxa" w:w="2160"/>
+            <w:shd w:val="clear" w:color="auto" w:fill="512B58"/>
+          </w:tcPr>
+          <w:p>
+            <w:r>
+              <w:rPr>
+                <w:b/>
+                <w:color w:val="FFFFFF"/>
+              </w:rPr>
+              <w:t>Topic / Activity and Slide Reference</w:t>
             </w:r>
           </w:p>
         </w:tc>
       </w:tr>
       <w:tr>
-        <w:trPr>
-          <w:cantSplit/>
-        </w:trPr>
         <w:tc>
           <w:tcPr>
-            <w:tcW w:type="dxa" w:w="1656"/>
-            <w:shd w:val="clear" w:color="auto" w:fill="F3F5F8"/>
+            <w:tcW w:type="dxa" w:w="2160"/>
+            <w:shd w:val="clear" w:color="auto" w:fill="EEE7F0"/>
           </w:tcPr>
           <w:p>
-            <w:r/>
             <w:r>
-              <w:rPr>
-                <w:rFonts w:ascii="Arial" w:hAnsi="Arial"/>
-                <w:b w:val="0"/>
-                <w:sz w:val="19"/>
-              </w:rPr>
-              <w:t>9:30–9:45</w:t>
+              <w:t>09:30–09:50</w:t>
             </w:r>
           </w:p>
         </w:tc>
         <w:tc>
           <w:tcPr>
-            <w:tcW w:type="dxa" w:w="1296"/>
-            <w:shd w:val="clear" w:color="auto" w:fill="F3F5F8"/>
+            <w:tcW w:type="dxa" w:w="2160"/>
+            <w:shd w:val="clear" w:color="auto" w:fill="EEE7F0"/>
           </w:tcPr>
           <w:p>
-            <w:r/>
             <w:r>
-              <w:rPr>
-                <w:rFonts w:ascii="Arial" w:hAnsi="Arial"/>
-                <w:b w:val="0"/>
-                <w:sz w:val="19"/>
-              </w:rPr>
-              <w:t>15 min</w:t>
+              <w:t>20</w:t>
             </w:r>
           </w:p>
         </w:tc>
         <w:tc>
           <w:tcPr>
-            <w:tcW w:type="dxa" w:w="6840"/>
-            <w:shd w:val="clear" w:color="auto" w:fill="F3F5F8"/>
+            <w:tcW w:type="dxa" w:w="2160"/>
+            <w:shd w:val="clear" w:color="auto" w:fill="EEE7F0"/>
           </w:tcPr>
           <w:p>
-            <w:r/>
             <w:r>
-              <w:rPr>
-                <w:rFonts w:ascii="Arial" w:hAnsi="Arial"/>
-                <w:b w:val="0"/>
-                <w:sz w:val="19"/>
-              </w:rPr>
-              <w:t>Day 1 recap and Day 2 campaign-state check</w:t>
+              <w:t>Recap</w:t>
+            </w:r>
+          </w:p>
+        </w:tc>
+        <w:tc>
+          <w:tcPr>
+            <w:tcW w:type="dxa" w:w="2160"/>
+            <w:shd w:val="clear" w:color="auto" w:fill="EEE7F0"/>
+          </w:tcPr>
+          <w:p>
+            <w:r>
+              <w:t>Day 1 recap and Q&amp;A</w:t>
             </w:r>
           </w:p>
         </w:tc>
       </w:tr>
       <w:tr>
-        <w:trPr>
-          <w:cantSplit/>
-        </w:trPr>
         <w:tc>
           <w:tcPr>
-            <w:tcW w:type="dxa" w:w="1656"/>
-            <w:shd w:val="clear" w:color="auto" w:fill="E8F0FE"/>
+            <w:tcW w:type="dxa" w:w="2160"/>
+            <w:shd w:val="clear" w:color="auto" w:fill="EEE7F0"/>
           </w:tcPr>
           <w:p>
-            <w:r/>
             <w:r>
-              <w:rPr>
-                <w:rFonts w:ascii="Arial" w:hAnsi="Arial"/>
-                <w:b/>
-                <w:sz w:val="19"/>
-              </w:rPr>
-              <w:t>9:45–10:30</w:t>
+              <w:t>09:50–11:15</w:t>
             </w:r>
           </w:p>
         </w:tc>
         <w:tc>
           <w:tcPr>
-            <w:tcW w:type="dxa" w:w="1296"/>
-            <w:shd w:val="clear" w:color="auto" w:fill="E8F0FE"/>
+            <w:tcW w:type="dxa" w:w="2160"/>
+            <w:shd w:val="clear" w:color="auto" w:fill="EEE7F0"/>
           </w:tcPr>
           <w:p>
-            <w:r/>
             <w:r>
-              <w:rPr>
-                <w:rFonts w:ascii="Arial" w:hAnsi="Arial"/>
-                <w:b w:val="0"/>
-                <w:sz w:val="19"/>
-              </w:rPr>
-              <w:t>45 min</w:t>
+              <w:t>85</w:t>
             </w:r>
           </w:p>
         </w:tc>
         <w:tc>
           <w:tcPr>
-            <w:tcW w:type="dxa" w:w="6840"/>
-            <w:shd w:val="clear" w:color="auto" w:fill="E8F0FE"/>
+            <w:tcW w:type="dxa" w:w="2160"/>
+            <w:shd w:val="clear" w:color="auto" w:fill="EEE7F0"/>
           </w:tcPr>
           <w:p>
-            <w:r/>
             <w:r>
-              <w:rPr>
-                <w:rFonts w:ascii="Arial" w:hAnsi="Arial"/>
-                <w:b/>
-                <w:sz w:val="19"/>
-              </w:rPr>
-              <w:t>Topic 4 - Creating and Launching AI-Driven Marketing Campaigns (concepts, KPI tree, and launch states)</w:t>
+              <w:t>Topic</w:t>
+            </w:r>
+          </w:p>
+        </w:tc>
+        <w:tc>
+          <w:tcPr>
+            <w:tcW w:type="dxa" w:w="2160"/>
+            <w:shd w:val="clear" w:color="auto" w:fill="EEE7F0"/>
+          </w:tcPr>
+          <w:p>
+            <w:r>
+              <w:t>Topic 4 mechanisms: approval state, payload binding and safe publishing — Slides 117–156</w:t>
             </w:r>
           </w:p>
         </w:tc>
       </w:tr>
       <w:tr>
-        <w:trPr>
-          <w:cantSplit/>
-        </w:trPr>
         <w:tc>
           <w:tcPr>
-            <w:tcW w:type="dxa" w:w="1656"/>
-            <w:shd w:val="clear" w:color="auto" w:fill="FFF4E5"/>
+            <w:tcW w:type="dxa" w:w="2160"/>
+            <w:shd w:val="clear" w:color="auto" w:fill="EEE7F0"/>
           </w:tcPr>
           <w:p>
-            <w:r/>
             <w:r>
-              <w:rPr>
-                <w:rFonts w:ascii="Arial" w:hAnsi="Arial"/>
-                <w:b w:val="0"/>
-                <w:sz w:val="19"/>
-              </w:rPr>
-              <w:t>10:30–10:45</w:t>
+              <w:t>11:15–12:25</w:t>
             </w:r>
           </w:p>
         </w:tc>
         <w:tc>
           <w:tcPr>
-            <w:tcW w:type="dxa" w:w="1296"/>
-            <w:shd w:val="clear" w:color="auto" w:fill="FFF4E5"/>
+            <w:tcW w:type="dxa" w:w="2160"/>
+            <w:shd w:val="clear" w:color="auto" w:fill="EEE7F0"/>
           </w:tcPr>
           <w:p>
-            <w:r/>
             <w:r>
-              <w:rPr>
-                <w:rFonts w:ascii="Arial" w:hAnsi="Arial"/>
-                <w:b w:val="0"/>
-                <w:sz w:val="19"/>
-              </w:rPr>
-              <w:t>15 min</w:t>
+              <w:t>70</w:t>
             </w:r>
           </w:p>
         </w:tc>
         <w:tc>
           <w:tcPr>
-            <w:tcW w:type="dxa" w:w="6840"/>
-            <w:shd w:val="clear" w:color="auto" w:fill="FFF4E5"/>
+            <w:tcW w:type="dxa" w:w="2160"/>
+            <w:shd w:val="clear" w:color="auto" w:fill="EEE7F0"/>
           </w:tcPr>
           <w:p>
-            <w:r/>
             <w:r>
-              <w:rPr>
-                <w:rFonts w:ascii="Arial" w:hAnsi="Arial"/>
-                <w:b w:val="0"/>
-                <w:sz w:val="19"/>
-              </w:rPr>
-              <w:t>Tea break</w:t>
+              <w:t>Lab</w:t>
+            </w:r>
+          </w:p>
+        </w:tc>
+        <w:tc>
+          <w:tcPr>
+            <w:tcW w:type="dxa" w:w="2160"/>
+            <w:shd w:val="clear" w:color="auto" w:fill="EEE7F0"/>
+          </w:tcPr>
+          <w:p>
+            <w:r>
+              <w:t>Labs 10–11: human approval and safe social publishing</w:t>
             </w:r>
           </w:p>
         </w:tc>
       </w:tr>
       <w:tr>
-        <w:trPr>
-          <w:cantSplit/>
-        </w:trPr>
         <w:tc>
           <w:tcPr>
-            <w:tcW w:type="dxa" w:w="1656"/>
+            <w:tcW w:type="dxa" w:w="2160"/>
+            <w:shd w:val="clear" w:color="auto" w:fill="EEE7F0"/>
           </w:tcPr>
           <w:p>
-            <w:r/>
             <w:r>
-              <w:rPr>
-                <w:rFonts w:ascii="Arial" w:hAnsi="Arial"/>
-                <w:b w:val="0"/>
-                <w:sz w:val="19"/>
-              </w:rPr>
-              <w:t>10:45–12:05</w:t>
+              <w:t>12:25–12:55</w:t>
             </w:r>
           </w:p>
         </w:tc>
         <w:tc>
           <w:tcPr>
-            <w:tcW w:type="dxa" w:w="1296"/>
+            <w:tcW w:type="dxa" w:w="2160"/>
+            <w:shd w:val="clear" w:color="auto" w:fill="EEE7F0"/>
           </w:tcPr>
           <w:p>
-            <w:r/>
             <w:r>
-              <w:rPr>
-                <w:rFonts w:ascii="Arial" w:hAnsi="Arial"/>
-                <w:b w:val="0"/>
-                <w:sz w:val="19"/>
-              </w:rPr>
-              <w:t>80 min</w:t>
+              <w:t>30</w:t>
             </w:r>
           </w:p>
         </w:tc>
         <w:tc>
           <w:tcPr>
-            <w:tcW w:type="dxa" w:w="6840"/>
+            <w:tcW w:type="dxa" w:w="2160"/>
+            <w:shd w:val="clear" w:color="auto" w:fill="EEE7F0"/>
           </w:tcPr>
           <w:p>
-            <w:r/>
             <w:r>
-              <w:rPr>
-                <w:rFonts w:ascii="Arial" w:hAnsi="Arial"/>
-                <w:b w:val="0"/>
-                <w:sz w:val="19"/>
-              </w:rPr>
-              <w:t>Hands-on: Lab 7: Build the Campaign Blueprint, KPI Tree, and Experiment Map; Lab 8: Create the Content Calendar and Run a Controlled Launch Dry-Run</w:t>
-            </w:r>
-          </w:p>
-        </w:tc>
-      </w:tr>
-      <w:tr>
-        <w:trPr>
-          <w:cantSplit/>
-        </w:trPr>
-        <w:tc>
-          <w:tcPr>
-            <w:tcW w:type="dxa" w:w="1656"/>
-            <w:shd w:val="clear" w:color="auto" w:fill="E8F0FE"/>
-          </w:tcPr>
-          <w:p>
-            <w:r/>
-            <w:r>
-              <w:rPr>
-                <w:rFonts w:ascii="Arial" w:hAnsi="Arial"/>
-                <w:b/>
-                <w:sz w:val="19"/>
-              </w:rPr>
-              <w:t>12:05–12:50</w:t>
+              <w:t>Lunch</w:t>
             </w:r>
           </w:p>
         </w:tc>
         <w:tc>
           <w:tcPr>
-            <w:tcW w:type="dxa" w:w="1296"/>
-            <w:shd w:val="clear" w:color="auto" w:fill="E8F0FE"/>
+            <w:tcW w:type="dxa" w:w="2160"/>
+            <w:shd w:val="clear" w:color="auto" w:fill="EEE7F0"/>
           </w:tcPr>
           <w:p>
-            <w:r/>
             <w:r>
-              <w:rPr>
-                <w:rFonts w:ascii="Arial" w:hAnsi="Arial"/>
-                <w:b w:val="0"/>
-                <w:sz w:val="19"/>
-              </w:rPr>
-              <w:t>45 min</w:t>
-            </w:r>
-          </w:p>
-        </w:tc>
-        <w:tc>
-          <w:tcPr>
-            <w:tcW w:type="dxa" w:w="6840"/>
-            <w:shd w:val="clear" w:color="auto" w:fill="E8F0FE"/>
-          </w:tcPr>
-          <w:p>
-            <w:r/>
-            <w:r>
-              <w:rPr>
-                <w:rFonts w:ascii="Arial" w:hAnsi="Arial"/>
-                <w:b/>
-                <w:sz w:val="19"/>
-              </w:rPr>
-              <w:t>Topic 5 - Agentic AI for Social Media Performance Monitoring (concepts, metrics, and evidence-linked interpretation)</w:t>
-            </w:r>
-          </w:p>
-        </w:tc>
-      </w:tr>
-      <w:tr>
-        <w:trPr>
-          <w:cantSplit/>
-        </w:trPr>
-        <w:tc>
-          <w:tcPr>
-            <w:tcW w:type="dxa" w:w="1656"/>
-            <w:shd w:val="clear" w:color="auto" w:fill="FDE9D9"/>
-          </w:tcPr>
-          <w:p>
-            <w:r/>
-            <w:r>
-              <w:rPr>
-                <w:rFonts w:ascii="Arial" w:hAnsi="Arial"/>
-                <w:b w:val="0"/>
-                <w:sz w:val="19"/>
-              </w:rPr>
-              <w:t>12:50–13:20</w:t>
-            </w:r>
-          </w:p>
-        </w:tc>
-        <w:tc>
-          <w:tcPr>
-            <w:tcW w:type="dxa" w:w="1296"/>
-            <w:shd w:val="clear" w:color="auto" w:fill="FDE9D9"/>
-          </w:tcPr>
-          <w:p>
-            <w:r/>
-            <w:r>
-              <w:rPr>
-                <w:rFonts w:ascii="Arial" w:hAnsi="Arial"/>
-                <w:b w:val="0"/>
-                <w:sz w:val="19"/>
-              </w:rPr>
-              <w:t>30 min</w:t>
-            </w:r>
-          </w:p>
-        </w:tc>
-        <w:tc>
-          <w:tcPr>
-            <w:tcW w:type="dxa" w:w="6840"/>
-            <w:shd w:val="clear" w:color="auto" w:fill="FDE9D9"/>
-          </w:tcPr>
-          <w:p>
-            <w:r/>
-            <w:r>
-              <w:rPr>
-                <w:rFonts w:ascii="Arial" w:hAnsi="Arial"/>
-                <w:b w:val="0"/>
-                <w:sz w:val="19"/>
-              </w:rPr>
               <w:t>Lunch break</w:t>
             </w:r>
           </w:p>
         </w:tc>
       </w:tr>
       <w:tr>
-        <w:trPr>
-          <w:cantSplit/>
-        </w:trPr>
         <w:tc>
           <w:tcPr>
-            <w:tcW w:type="dxa" w:w="1656"/>
+            <w:tcW w:type="dxa" w:w="2160"/>
+            <w:shd w:val="clear" w:color="auto" w:fill="EEE7F0"/>
           </w:tcPr>
           <w:p>
-            <w:r/>
             <w:r>
-              <w:rPr>
-                <w:rFonts w:ascii="Arial" w:hAnsi="Arial"/>
-                <w:b w:val="0"/>
-                <w:sz w:val="19"/>
-              </w:rPr>
-              <w:t>13:20–14:40</w:t>
+              <w:t>12:55–14:40</w:t>
             </w:r>
           </w:p>
         </w:tc>
         <w:tc>
           <w:tcPr>
-            <w:tcW w:type="dxa" w:w="1296"/>
+            <w:tcW w:type="dxa" w:w="2160"/>
+            <w:shd w:val="clear" w:color="auto" w:fill="EEE7F0"/>
           </w:tcPr>
           <w:p>
-            <w:r/>
             <w:r>
-              <w:rPr>
-                <w:rFonts w:ascii="Arial" w:hAnsi="Arial"/>
-                <w:b w:val="0"/>
-                <w:sz w:val="19"/>
-              </w:rPr>
-              <w:t>80 min</w:t>
+              <w:t>105</w:t>
             </w:r>
           </w:p>
         </w:tc>
         <w:tc>
           <w:tcPr>
-            <w:tcW w:type="dxa" w:w="6840"/>
+            <w:tcW w:type="dxa" w:w="2160"/>
+            <w:shd w:val="clear" w:color="auto" w:fill="EEE7F0"/>
           </w:tcPr>
           <w:p>
-            <w:r/>
             <w:r>
-              <w:rPr>
-                <w:rFonts w:ascii="Arial" w:hAnsi="Arial"/>
-                <w:b w:val="0"/>
-                <w:sz w:val="19"/>
-              </w:rPr>
-              <w:t>Hands-on: Lab 9: Build a Social Performance Dashboard with Defined Metrics; Lab 10: Analyse Audience Feedback and Produce an Insight-to-Content Memo</w:t>
+              <w:t>Lab</w:t>
+            </w:r>
+          </w:p>
+        </w:tc>
+        <w:tc>
+          <w:tcPr>
+            <w:tcW w:type="dxa" w:w="2160"/>
+            <w:shd w:val="clear" w:color="auto" w:fill="EEE7F0"/>
+          </w:tcPr>
+          <w:p>
+            <w:r>
+              <w:t>Lab 12: end-to-end campaign orchestration</w:t>
             </w:r>
           </w:p>
         </w:tc>
       </w:tr>
       <w:tr>
-        <w:trPr>
-          <w:cantSplit/>
-        </w:trPr>
         <w:tc>
           <w:tcPr>
-            <w:tcW w:type="dxa" w:w="1656"/>
-            <w:shd w:val="clear" w:color="auto" w:fill="E8F0FE"/>
+            <w:tcW w:type="dxa" w:w="2160"/>
+            <w:shd w:val="clear" w:color="auto" w:fill="EEE7F0"/>
           </w:tcPr>
           <w:p>
-            <w:r/>
             <w:r>
-              <w:rPr>
-                <w:rFonts w:ascii="Arial" w:hAnsi="Arial"/>
-                <w:b/>
-                <w:sz w:val="19"/>
-              </w:rPr>
-              <w:t>14:40–15:25</w:t>
+              <w:t>14:40–16:05</w:t>
             </w:r>
           </w:p>
         </w:tc>
         <w:tc>
           <w:tcPr>
-            <w:tcW w:type="dxa" w:w="1296"/>
-            <w:shd w:val="clear" w:color="auto" w:fill="E8F0FE"/>
+            <w:tcW w:type="dxa" w:w="2160"/>
+            <w:shd w:val="clear" w:color="auto" w:fill="EEE7F0"/>
           </w:tcPr>
           <w:p>
-            <w:r/>
             <w:r>
-              <w:rPr>
-                <w:rFonts w:ascii="Arial" w:hAnsi="Arial"/>
-                <w:b w:val="0"/>
-                <w:sz w:val="19"/>
-              </w:rPr>
-              <w:t>45 min</w:t>
+              <w:t>85</w:t>
             </w:r>
           </w:p>
         </w:tc>
         <w:tc>
           <w:tcPr>
-            <w:tcW w:type="dxa" w:w="6840"/>
-            <w:shd w:val="clear" w:color="auto" w:fill="E8F0FE"/>
+            <w:tcW w:type="dxa" w:w="2160"/>
+            <w:shd w:val="clear" w:color="auto" w:fill="EEE7F0"/>
           </w:tcPr>
           <w:p>
-            <w:r/>
             <w:r>
-              <w:rPr>
-                <w:rFonts w:ascii="Arial" w:hAnsi="Arial"/>
-                <w:b/>
-                <w:sz w:val="19"/>
-              </w:rPr>
-              <w:t>Topic 6 - Agentic AI for Advertising Optimization and Scaling (concepts, diagnosis, experiments, and control loop)</w:t>
+              <w:t>Topic</w:t>
+            </w:r>
+          </w:p>
+        </w:tc>
+        <w:tc>
+          <w:tcPr>
+            <w:tcW w:type="dxa" w:w="2160"/>
+            <w:shd w:val="clear" w:color="auto" w:fill="EEE7F0"/>
+          </w:tcPr>
+          <w:p>
+            <w:r>
+              <w:t>Topic 5 mechanisms: event contracts, attribution and optimisation — Slides 157–196</w:t>
             </w:r>
           </w:p>
         </w:tc>
       </w:tr>
       <w:tr>
-        <w:trPr>
-          <w:cantSplit/>
-        </w:trPr>
         <w:tc>
           <w:tcPr>
-            <w:tcW w:type="dxa" w:w="1656"/>
-            <w:shd w:val="clear" w:color="auto" w:fill="FFF4E5"/>
+            <w:tcW w:type="dxa" w:w="2160"/>
+            <w:shd w:val="clear" w:color="auto" w:fill="EEE7F0"/>
           </w:tcPr>
           <w:p>
-            <w:r/>
             <w:r>
-              <w:rPr>
-                <w:rFonts w:ascii="Arial" w:hAnsi="Arial"/>
-                <w:b w:val="0"/>
-                <w:sz w:val="19"/>
-              </w:rPr>
-              <w:t>15:25–15:40</w:t>
+              <w:t>16:05–17:30</w:t>
             </w:r>
           </w:p>
         </w:tc>
         <w:tc>
           <w:tcPr>
-            <w:tcW w:type="dxa" w:w="1296"/>
-            <w:shd w:val="clear" w:color="auto" w:fill="FFF4E5"/>
+            <w:tcW w:type="dxa" w:w="2160"/>
+            <w:shd w:val="clear" w:color="auto" w:fill="EEE7F0"/>
           </w:tcPr>
           <w:p>
-            <w:r/>
             <w:r>
-              <w:rPr>
-                <w:rFonts w:ascii="Arial" w:hAnsi="Arial"/>
-                <w:b w:val="0"/>
-                <w:sz w:val="19"/>
-              </w:rPr>
-              <w:t>15 min</w:t>
+              <w:t>85</w:t>
             </w:r>
           </w:p>
         </w:tc>
         <w:tc>
           <w:tcPr>
-            <w:tcW w:type="dxa" w:w="6840"/>
-            <w:shd w:val="clear" w:color="auto" w:fill="FFF4E5"/>
+            <w:tcW w:type="dxa" w:w="2160"/>
+            <w:shd w:val="clear" w:color="auto" w:fill="EEE7F0"/>
           </w:tcPr>
           <w:p>
-            <w:r/>
             <w:r>
-              <w:rPr>
-                <w:rFonts w:ascii="Arial" w:hAnsi="Arial"/>
-                <w:b w:val="0"/>
-                <w:sz w:val="19"/>
-              </w:rPr>
-              <w:t>Tea break</w:t>
-            </w:r>
-          </w:p>
-        </w:tc>
-      </w:tr>
-      <w:tr>
-        <w:trPr>
-          <w:cantSplit/>
-        </w:trPr>
-        <w:tc>
-          <w:tcPr>
-            <w:tcW w:type="dxa" w:w="1656"/>
-          </w:tcPr>
-          <w:p>
-            <w:r/>
-            <w:r>
-              <w:rPr>
-                <w:rFonts w:ascii="Arial" w:hAnsi="Arial"/>
-                <w:b w:val="0"/>
-                <w:sz w:val="19"/>
-              </w:rPr>
-              <w:t>15:40–17:10</w:t>
+              <w:t>Lab</w:t>
             </w:r>
           </w:p>
         </w:tc>
         <w:tc>
           <w:tcPr>
-            <w:tcW w:type="dxa" w:w="1296"/>
+            <w:tcW w:type="dxa" w:w="2160"/>
+            <w:shd w:val="clear" w:color="auto" w:fill="EEE7F0"/>
           </w:tcPr>
           <w:p>
-            <w:r/>
             <w:r>
-              <w:rPr>
-                <w:rFonts w:ascii="Arial" w:hAnsi="Arial"/>
-                <w:b w:val="0"/>
-                <w:sz w:val="19"/>
-              </w:rPr>
-              <w:t>90 min</w:t>
-            </w:r>
-          </w:p>
-        </w:tc>
-        <w:tc>
-          <w:tcPr>
-            <w:tcW w:type="dxa" w:w="6840"/>
-          </w:tcPr>
-          <w:p>
-            <w:r/>
-            <w:r>
-              <w:rPr>
-                <w:rFonts w:ascii="Arial" w:hAnsi="Arial"/>
-                <w:b w:val="0"/>
-                <w:sz w:val="19"/>
-              </w:rPr>
-              <w:t>Hands-on: Lab 11: Diagnose Paid-Media Anomalies Before Recommending a Change; Lab 12: Design and Simulate a Human-Governed Optimization Loop</w:t>
-            </w:r>
-          </w:p>
-        </w:tc>
-      </w:tr>
-      <w:tr>
-        <w:trPr>
-          <w:cantSplit/>
-        </w:trPr>
-        <w:tc>
-          <w:tcPr>
-            <w:tcW w:type="dxa" w:w="1656"/>
-            <w:shd w:val="clear" w:color="auto" w:fill="F3F5F8"/>
-          </w:tcPr>
-          <w:p>
-            <w:r/>
-            <w:r>
-              <w:rPr>
-                <w:rFonts w:ascii="Arial" w:hAnsi="Arial"/>
-                <w:b w:val="0"/>
-                <w:sz w:val="19"/>
-              </w:rPr>
-              <w:t>17:10–17:30</w:t>
-            </w:r>
-          </w:p>
-        </w:tc>
-        <w:tc>
-          <w:tcPr>
-            <w:tcW w:type="dxa" w:w="1296"/>
-            <w:shd w:val="clear" w:color="auto" w:fill="F3F5F8"/>
-          </w:tcPr>
-          <w:p>
-            <w:r/>
-            <w:r>
-              <w:rPr>
-                <w:rFonts w:ascii="Arial" w:hAnsi="Arial"/>
-                <w:b w:val="0"/>
-                <w:sz w:val="19"/>
-              </w:rPr>
-              <w:t>20 min</w:t>
-            </w:r>
-          </w:p>
-        </w:tc>
-        <w:tc>
-          <w:tcPr>
-            <w:tcW w:type="dxa" w:w="6840"/>
-            <w:shd w:val="clear" w:color="auto" w:fill="F3F5F8"/>
-          </w:tcPr>
-          <w:p>
-            <w:r/>
-            <w:r>
-              <w:rPr>
-                <w:rFonts w:ascii="Arial" w:hAnsi="Arial"/>
-                <w:b w:val="0"/>
-                <w:sz w:val="19"/>
-              </w:rPr>
-              <w:t>Course recap, optimization-loop review, action planning, and questions</w:t>
+              <w:t>Labs 13–15: performance facts, ROI dashboard and optimisation capstone</w:t>
             </w:r>
           </w:p>
         </w:tc>
@@ -2273,20 +1772,18 @@
     <w:p>
       <w:r>
         <w:rPr>
-          <w:i/>
-          <w:color w:val="555B66"/>
-          <w:sz w:val="19"/>
+          <w:b/>
+          <w:color w:val="168C8C"/>
         </w:rPr>
-        <w:t>Total scheduled time: 450 minutes (7.5 hours) excluding lunch — of which 420 minutes (7 hours) are instructional, plus 30 minutes of tea breaks.</w:t>
+        <w:t>Day total: 7.5 instructional hours (9:30am – 5:30pm), excluding a 30-minute lunch.</w:t>
       </w:r>
     </w:p>
     <w:p>
       <w:pPr>
         <w:pStyle w:val="Heading1"/>
-        <w:pageBreakBefore/>
       </w:pPr>
       <w:r>
-        <w:t>Lab Reference (aligned to course topics)</w:t>
+        <w:t>Lab-to-Topic and Slide Alignment</w:t>
       </w:r>
     </w:p>
     <w:tbl>
@@ -2296,28 +1793,37 @@
         <w:tblLook w:firstColumn="1" w:firstRow="1" w:lastColumn="0" w:lastRow="0" w:noHBand="0" w:noVBand="1" w:val="04A0"/>
       </w:tblPr>
       <w:tblGrid>
-        <w:gridCol w:w="2880"/>
-        <w:gridCol w:w="2880"/>
-        <w:gridCol w:w="2880"/>
+        <w:gridCol w:w="1728"/>
+        <w:gridCol w:w="1728"/>
+        <w:gridCol w:w="1728"/>
+        <w:gridCol w:w="1728"/>
       </w:tblGrid>
       <w:tr>
-        <w:trPr>
-          <w:cantSplit/>
-          <w:tblHeader w:val="true"/>
-        </w:trPr>
         <w:tc>
           <w:tcPr>
-            <w:tcW w:type="dxa" w:w="2880"/>
-            <w:shd w:val="clear" w:color="auto" w:fill="1F6FEB"/>
+            <w:tcW w:type="dxa" w:w="1728"/>
+            <w:shd w:val="clear" w:color="auto" w:fill="168C8C"/>
           </w:tcPr>
           <w:p>
-            <w:r/>
             <w:r>
               <w:rPr>
-                <w:rFonts w:ascii="Arial" w:hAnsi="Arial"/>
                 <w:b/>
                 <w:color w:val="FFFFFF"/>
-                <w:sz w:val="20"/>
+              </w:rPr>
+              <w:t>Lab</w:t>
+            </w:r>
+          </w:p>
+        </w:tc>
+        <w:tc>
+          <w:tcPr>
+            <w:tcW w:type="dxa" w:w="1728"/>
+            <w:shd w:val="clear" w:color="auto" w:fill="168C8C"/>
+          </w:tcPr>
+          <w:p>
+            <w:r>
+              <w:rPr>
+                <w:b/>
+                <w:color w:val="FFFFFF"/>
               </w:rPr>
               <w:t>Topic</w:t>
             </w:r>
@@ -2325,374 +1831,674 @@
         </w:tc>
         <w:tc>
           <w:tcPr>
-            <w:tcW w:type="dxa" w:w="2880"/>
-            <w:shd w:val="clear" w:color="auto" w:fill="1F6FEB"/>
+            <w:tcW w:type="dxa" w:w="1728"/>
+            <w:shd w:val="clear" w:color="auto" w:fill="168C8C"/>
           </w:tcPr>
           <w:p>
-            <w:r/>
             <w:r>
               <w:rPr>
-                <w:rFonts w:ascii="Arial" w:hAnsi="Arial"/>
                 <w:b/>
                 <w:color w:val="FFFFFF"/>
-                <w:sz w:val="20"/>
               </w:rPr>
-              <w:t>Coverage</w:t>
+              <w:t>Deck entry slide</w:t>
             </w:r>
           </w:p>
         </w:tc>
         <w:tc>
           <w:tcPr>
-            <w:tcW w:type="dxa" w:w="2880"/>
-            <w:shd w:val="clear" w:color="auto" w:fill="1F6FEB"/>
+            <w:tcW w:type="dxa" w:w="1728"/>
+            <w:shd w:val="clear" w:color="auto" w:fill="168C8C"/>
           </w:tcPr>
           <w:p>
-            <w:r/>
             <w:r>
               <w:rPr>
-                <w:rFonts w:ascii="Arial" w:hAnsi="Arial"/>
                 <w:b/>
                 <w:color w:val="FFFFFF"/>
-                <w:sz w:val="20"/>
               </w:rPr>
-              <w:t>Labs</w:t>
+              <w:t>Evidence</w:t>
             </w:r>
           </w:p>
         </w:tc>
       </w:tr>
       <w:tr>
-        <w:trPr>
-          <w:cantSplit/>
-        </w:trPr>
         <w:tc>
           <w:tcPr>
-            <w:tcW w:type="dxa" w:w="2880"/>
-            <w:shd w:val="clear" w:color="auto" w:fill="E8F0FE"/>
+            <w:tcW w:type="dxa" w:w="1728"/>
           </w:tcPr>
           <w:p>
-            <w:r/>
             <w:r>
-              <w:rPr>
-                <w:rFonts w:ascii="Arial" w:hAnsi="Arial"/>
-                <w:b/>
-                <w:sz w:val="19"/>
-              </w:rPr>
-              <w:t>Topic 01: Foundations of Agentic AI for Marketing</w:t>
+              <w:t>1</w:t>
             </w:r>
           </w:p>
         </w:tc>
         <w:tc>
           <w:tcPr>
-            <w:tcW w:type="dxa" w:w="2880"/>
-            <w:shd w:val="clear" w:color="auto" w:fill="E8F0FE"/>
+            <w:tcW w:type="dxa" w:w="1728"/>
           </w:tcPr>
           <w:p>
-            <w:r/>
             <w:r>
-              <w:rPr>
-                <w:rFonts w:ascii="Arial" w:hAnsi="Arial"/>
-                <w:b w:val="0"/>
-                <w:sz w:val="19"/>
-              </w:rPr>
-              <w:t>2 of 12 labs (17%)</w:t>
+              <w:t>1</w:t>
             </w:r>
           </w:p>
         </w:tc>
         <w:tc>
           <w:tcPr>
-            <w:tcW w:type="dxa" w:w="2880"/>
+            <w:tcW w:type="dxa" w:w="1728"/>
           </w:tcPr>
           <w:p>
-            <w:r/>
             <w:r>
-              <w:rPr>
-                <w:rFonts w:ascii="Arial" w:hAnsi="Arial"/>
-                <w:b w:val="0"/>
-                <w:sz w:val="19"/>
-              </w:rPr>
-              <w:t>Lab 1, Lab 2</w:t>
+              <w:t>29</w:t>
+            </w:r>
+          </w:p>
+        </w:tc>
+        <w:tc>
+          <w:tcPr>
+            <w:tcW w:type="dxa" w:w="1728"/>
+          </w:tcPr>
+          <w:p>
+            <w:r>
+              <w:t>Checklist + execution output</w:t>
             </w:r>
           </w:p>
         </w:tc>
       </w:tr>
       <w:tr>
-        <w:trPr>
-          <w:cantSplit/>
-        </w:trPr>
         <w:tc>
           <w:tcPr>
-            <w:tcW w:type="dxa" w:w="2880"/>
-            <w:shd w:val="clear" w:color="auto" w:fill="E8F0FE"/>
+            <w:tcW w:type="dxa" w:w="1728"/>
           </w:tcPr>
           <w:p>
-            <w:r/>
             <w:r>
-              <w:rPr>
-                <w:rFonts w:ascii="Arial" w:hAnsi="Arial"/>
-                <w:b/>
-                <w:sz w:val="19"/>
-              </w:rPr>
-              <w:t>Topic 02: Automated Trend Discovery and Viral Content Research</w:t>
+              <w:t>2</w:t>
             </w:r>
           </w:p>
         </w:tc>
         <w:tc>
           <w:tcPr>
-            <w:tcW w:type="dxa" w:w="2880"/>
-            <w:shd w:val="clear" w:color="auto" w:fill="E8F0FE"/>
+            <w:tcW w:type="dxa" w:w="1728"/>
           </w:tcPr>
           <w:p>
-            <w:r/>
             <w:r>
-              <w:rPr>
-                <w:rFonts w:ascii="Arial" w:hAnsi="Arial"/>
-                <w:b w:val="0"/>
-                <w:sz w:val="19"/>
-              </w:rPr>
-              <w:t>2 of 12 labs (17%)</w:t>
+              <w:t>1</w:t>
             </w:r>
           </w:p>
         </w:tc>
         <w:tc>
           <w:tcPr>
-            <w:tcW w:type="dxa" w:w="2880"/>
+            <w:tcW w:type="dxa" w:w="1728"/>
           </w:tcPr>
           <w:p>
-            <w:r/>
             <w:r>
-              <w:rPr>
-                <w:rFonts w:ascii="Arial" w:hAnsi="Arial"/>
-                <w:b w:val="0"/>
-                <w:sz w:val="19"/>
-              </w:rPr>
-              <w:t>Lab 3, Lab 4</w:t>
+              <w:t>38</w:t>
+            </w:r>
+          </w:p>
+        </w:tc>
+        <w:tc>
+          <w:tcPr>
+            <w:tcW w:type="dxa" w:w="1728"/>
+          </w:tcPr>
+          <w:p>
+            <w:r>
+              <w:t>Checklist + execution output</w:t>
             </w:r>
           </w:p>
         </w:tc>
       </w:tr>
       <w:tr>
-        <w:trPr>
-          <w:cantSplit/>
-        </w:trPr>
         <w:tc>
           <w:tcPr>
-            <w:tcW w:type="dxa" w:w="2880"/>
-            <w:shd w:val="clear" w:color="auto" w:fill="E8F0FE"/>
+            <w:tcW w:type="dxa" w:w="1728"/>
           </w:tcPr>
           <w:p>
-            <w:r/>
             <w:r>
-              <w:rPr>
-                <w:rFonts w:ascii="Arial" w:hAnsi="Arial"/>
-                <w:b/>
-                <w:sz w:val="19"/>
-              </w:rPr>
-              <w:t>Topic 03: AI Content Creation and Multimedia Automation</w:t>
+              <w:t>3</w:t>
             </w:r>
           </w:p>
         </w:tc>
         <w:tc>
           <w:tcPr>
-            <w:tcW w:type="dxa" w:w="2880"/>
-            <w:shd w:val="clear" w:color="auto" w:fill="E8F0FE"/>
+            <w:tcW w:type="dxa" w:w="1728"/>
           </w:tcPr>
           <w:p>
-            <w:r/>
             <w:r>
-              <w:rPr>
-                <w:rFonts w:ascii="Arial" w:hAnsi="Arial"/>
-                <w:b w:val="0"/>
-                <w:sz w:val="19"/>
-              </w:rPr>
-              <w:t>2 of 12 labs (17%)</w:t>
+              <w:t>1</w:t>
             </w:r>
           </w:p>
         </w:tc>
         <w:tc>
           <w:tcPr>
-            <w:tcW w:type="dxa" w:w="2880"/>
+            <w:tcW w:type="dxa" w:w="1728"/>
           </w:tcPr>
           <w:p>
-            <w:r/>
             <w:r>
-              <w:rPr>
-                <w:rFonts w:ascii="Arial" w:hAnsi="Arial"/>
-                <w:b w:val="0"/>
-                <w:sz w:val="19"/>
-              </w:rPr>
-              <w:t>Lab 5, Lab 6</w:t>
+              <w:t>47</w:t>
+            </w:r>
+          </w:p>
+        </w:tc>
+        <w:tc>
+          <w:tcPr>
+            <w:tcW w:type="dxa" w:w="1728"/>
+          </w:tcPr>
+          <w:p>
+            <w:r>
+              <w:t>Checklist + execution output</w:t>
             </w:r>
           </w:p>
         </w:tc>
       </w:tr>
       <w:tr>
-        <w:trPr>
-          <w:cantSplit/>
-        </w:trPr>
         <w:tc>
           <w:tcPr>
-            <w:tcW w:type="dxa" w:w="2880"/>
-            <w:shd w:val="clear" w:color="auto" w:fill="E8F0FE"/>
+            <w:tcW w:type="dxa" w:w="1728"/>
           </w:tcPr>
           <w:p>
-            <w:r/>
             <w:r>
-              <w:rPr>
-                <w:rFonts w:ascii="Arial" w:hAnsi="Arial"/>
-                <w:b/>
-                <w:sz w:val="19"/>
-              </w:rPr>
-              <w:t>Topic 04: Creating and Launching AI-Driven Marketing Campaigns</w:t>
+              <w:t>4</w:t>
             </w:r>
           </w:p>
         </w:tc>
         <w:tc>
           <w:tcPr>
-            <w:tcW w:type="dxa" w:w="2880"/>
-            <w:shd w:val="clear" w:color="auto" w:fill="E8F0FE"/>
+            <w:tcW w:type="dxa" w:w="1728"/>
           </w:tcPr>
           <w:p>
-            <w:r/>
             <w:r>
-              <w:rPr>
-                <w:rFonts w:ascii="Arial" w:hAnsi="Arial"/>
-                <w:b w:val="0"/>
-                <w:sz w:val="19"/>
-              </w:rPr>
-              <w:t>2 of 12 labs (17%)</w:t>
+              <w:t>2</w:t>
             </w:r>
           </w:p>
         </w:tc>
         <w:tc>
           <w:tcPr>
-            <w:tcW w:type="dxa" w:w="2880"/>
+            <w:tcW w:type="dxa" w:w="1728"/>
           </w:tcPr>
           <w:p>
-            <w:r/>
             <w:r>
-              <w:rPr>
-                <w:rFonts w:ascii="Arial" w:hAnsi="Arial"/>
-                <w:b w:val="0"/>
-                <w:sz w:val="19"/>
-              </w:rPr>
-              <w:t>Lab 7, Lab 8</w:t>
+              <w:t>67</w:t>
+            </w:r>
+          </w:p>
+        </w:tc>
+        <w:tc>
+          <w:tcPr>
+            <w:tcW w:type="dxa" w:w="1728"/>
+          </w:tcPr>
+          <w:p>
+            <w:r>
+              <w:t>Checklist + execution output</w:t>
             </w:r>
           </w:p>
         </w:tc>
       </w:tr>
       <w:tr>
-        <w:trPr>
-          <w:cantSplit/>
-        </w:trPr>
         <w:tc>
           <w:tcPr>
-            <w:tcW w:type="dxa" w:w="2880"/>
-            <w:shd w:val="clear" w:color="auto" w:fill="E8F0FE"/>
+            <w:tcW w:type="dxa" w:w="1728"/>
           </w:tcPr>
           <w:p>
-            <w:r/>
             <w:r>
-              <w:rPr>
-                <w:rFonts w:ascii="Arial" w:hAnsi="Arial"/>
-                <w:b/>
-                <w:sz w:val="19"/>
-              </w:rPr>
-              <w:t>Topic 05: Agentic AI for Social Media Performance Monitoring</w:t>
+              <w:t>5</w:t>
             </w:r>
           </w:p>
         </w:tc>
         <w:tc>
           <w:tcPr>
-            <w:tcW w:type="dxa" w:w="2880"/>
-            <w:shd w:val="clear" w:color="auto" w:fill="E8F0FE"/>
+            <w:tcW w:type="dxa" w:w="1728"/>
           </w:tcPr>
           <w:p>
-            <w:r/>
             <w:r>
-              <w:rPr>
-                <w:rFonts w:ascii="Arial" w:hAnsi="Arial"/>
-                <w:b w:val="0"/>
-                <w:sz w:val="19"/>
-              </w:rPr>
-              <w:t>2 of 12 labs (17%)</w:t>
+              <w:t>2</w:t>
             </w:r>
           </w:p>
         </w:tc>
         <w:tc>
           <w:tcPr>
-            <w:tcW w:type="dxa" w:w="2880"/>
+            <w:tcW w:type="dxa" w:w="1728"/>
           </w:tcPr>
           <w:p>
-            <w:r/>
             <w:r>
-              <w:rPr>
-                <w:rFonts w:ascii="Arial" w:hAnsi="Arial"/>
-                <w:b w:val="0"/>
-                <w:sz w:val="19"/>
-              </w:rPr>
-              <w:t>Lab 9, Lab 10</w:t>
+              <w:t>76</w:t>
+            </w:r>
+          </w:p>
+        </w:tc>
+        <w:tc>
+          <w:tcPr>
+            <w:tcW w:type="dxa" w:w="1728"/>
+          </w:tcPr>
+          <w:p>
+            <w:r>
+              <w:t>Checklist + execution output</w:t>
             </w:r>
           </w:p>
         </w:tc>
       </w:tr>
       <w:tr>
-        <w:trPr>
-          <w:cantSplit/>
-        </w:trPr>
         <w:tc>
           <w:tcPr>
-            <w:tcW w:type="dxa" w:w="2880"/>
-            <w:shd w:val="clear" w:color="auto" w:fill="E8F0FE"/>
+            <w:tcW w:type="dxa" w:w="1728"/>
           </w:tcPr>
           <w:p>
-            <w:r/>
             <w:r>
-              <w:rPr>
-                <w:rFonts w:ascii="Arial" w:hAnsi="Arial"/>
-                <w:b/>
-                <w:sz w:val="19"/>
-              </w:rPr>
-              <w:t>Topic 06: Agentic AI for Advertising Optimization and Scaling</w:t>
+              <w:t>6</w:t>
             </w:r>
           </w:p>
         </w:tc>
         <w:tc>
           <w:tcPr>
-            <w:tcW w:type="dxa" w:w="2880"/>
-            <w:shd w:val="clear" w:color="auto" w:fill="E8F0FE"/>
+            <w:tcW w:type="dxa" w:w="1728"/>
           </w:tcPr>
           <w:p>
-            <w:r/>
             <w:r>
-              <w:rPr>
-                <w:rFonts w:ascii="Arial" w:hAnsi="Arial"/>
-                <w:b w:val="0"/>
-                <w:sz w:val="19"/>
-              </w:rPr>
-              <w:t>2 of 12 labs (17%)</w:t>
+              <w:t>2</w:t>
             </w:r>
           </w:p>
         </w:tc>
         <w:tc>
           <w:tcPr>
-            <w:tcW w:type="dxa" w:w="2880"/>
+            <w:tcW w:type="dxa" w:w="1728"/>
           </w:tcPr>
           <w:p>
-            <w:r/>
             <w:r>
-              <w:rPr>
-                <w:rFonts w:ascii="Arial" w:hAnsi="Arial"/>
-                <w:b w:val="0"/>
-                <w:sz w:val="19"/>
-              </w:rPr>
-              <w:t>Lab 11, Lab 12</w:t>
+              <w:t>85</w:t>
+            </w:r>
+          </w:p>
+        </w:tc>
+        <w:tc>
+          <w:tcPr>
+            <w:tcW w:type="dxa" w:w="1728"/>
+          </w:tcPr>
+          <w:p>
+            <w:r>
+              <w:t>Checklist + execution output</w:t>
+            </w:r>
+          </w:p>
+        </w:tc>
+      </w:tr>
+      <w:tr>
+        <w:tc>
+          <w:tcPr>
+            <w:tcW w:type="dxa" w:w="1728"/>
+          </w:tcPr>
+          <w:p>
+            <w:r>
+              <w:t>7</w:t>
+            </w:r>
+          </w:p>
+        </w:tc>
+        <w:tc>
+          <w:tcPr>
+            <w:tcW w:type="dxa" w:w="1728"/>
+          </w:tcPr>
+          <w:p>
+            <w:r>
+              <w:t>3</w:t>
+            </w:r>
+          </w:p>
+        </w:tc>
+        <w:tc>
+          <w:tcPr>
+            <w:tcW w:type="dxa" w:w="1728"/>
+          </w:tcPr>
+          <w:p>
+            <w:r>
+              <w:t>105</w:t>
+            </w:r>
+          </w:p>
+        </w:tc>
+        <w:tc>
+          <w:tcPr>
+            <w:tcW w:type="dxa" w:w="1728"/>
+          </w:tcPr>
+          <w:p>
+            <w:r>
+              <w:t>Checklist + execution output</w:t>
+            </w:r>
+          </w:p>
+        </w:tc>
+      </w:tr>
+      <w:tr>
+        <w:tc>
+          <w:tcPr>
+            <w:tcW w:type="dxa" w:w="1728"/>
+          </w:tcPr>
+          <w:p>
+            <w:r>
+              <w:t>8</w:t>
+            </w:r>
+          </w:p>
+        </w:tc>
+        <w:tc>
+          <w:tcPr>
+            <w:tcW w:type="dxa" w:w="1728"/>
+          </w:tcPr>
+          <w:p>
+            <w:r>
+              <w:t>3</w:t>
+            </w:r>
+          </w:p>
+        </w:tc>
+        <w:tc>
+          <w:tcPr>
+            <w:tcW w:type="dxa" w:w="1728"/>
+          </w:tcPr>
+          <w:p>
+            <w:r>
+              <w:t>114</w:t>
+            </w:r>
+          </w:p>
+        </w:tc>
+        <w:tc>
+          <w:tcPr>
+            <w:tcW w:type="dxa" w:w="1728"/>
+          </w:tcPr>
+          <w:p>
+            <w:r>
+              <w:t>Checklist + execution output</w:t>
+            </w:r>
+          </w:p>
+        </w:tc>
+      </w:tr>
+      <w:tr>
+        <w:tc>
+          <w:tcPr>
+            <w:tcW w:type="dxa" w:w="1728"/>
+          </w:tcPr>
+          <w:p>
+            <w:r>
+              <w:t>9</w:t>
+            </w:r>
+          </w:p>
+        </w:tc>
+        <w:tc>
+          <w:tcPr>
+            <w:tcW w:type="dxa" w:w="1728"/>
+          </w:tcPr>
+          <w:p>
+            <w:r>
+              <w:t>3</w:t>
+            </w:r>
+          </w:p>
+        </w:tc>
+        <w:tc>
+          <w:tcPr>
+            <w:tcW w:type="dxa" w:w="1728"/>
+          </w:tcPr>
+          <w:p>
+            <w:r>
+              <w:t>123</w:t>
+            </w:r>
+          </w:p>
+        </w:tc>
+        <w:tc>
+          <w:tcPr>
+            <w:tcW w:type="dxa" w:w="1728"/>
+          </w:tcPr>
+          <w:p>
+            <w:r>
+              <w:t>Checklist + execution output</w:t>
+            </w:r>
+          </w:p>
+        </w:tc>
+      </w:tr>
+      <w:tr>
+        <w:tc>
+          <w:tcPr>
+            <w:tcW w:type="dxa" w:w="1728"/>
+          </w:tcPr>
+          <w:p>
+            <w:r>
+              <w:t>10</w:t>
+            </w:r>
+          </w:p>
+        </w:tc>
+        <w:tc>
+          <w:tcPr>
+            <w:tcW w:type="dxa" w:w="1728"/>
+          </w:tcPr>
+          <w:p>
+            <w:r>
+              <w:t>4</w:t>
+            </w:r>
+          </w:p>
+        </w:tc>
+        <w:tc>
+          <w:tcPr>
+            <w:tcW w:type="dxa" w:w="1728"/>
+          </w:tcPr>
+          <w:p>
+            <w:r>
+              <w:t>146</w:t>
+            </w:r>
+          </w:p>
+        </w:tc>
+        <w:tc>
+          <w:tcPr>
+            <w:tcW w:type="dxa" w:w="1728"/>
+          </w:tcPr>
+          <w:p>
+            <w:r>
+              <w:t>Checklist + execution output</w:t>
+            </w:r>
+          </w:p>
+        </w:tc>
+      </w:tr>
+      <w:tr>
+        <w:tc>
+          <w:tcPr>
+            <w:tcW w:type="dxa" w:w="1728"/>
+          </w:tcPr>
+          <w:p>
+            <w:r>
+              <w:t>11</w:t>
+            </w:r>
+          </w:p>
+        </w:tc>
+        <w:tc>
+          <w:tcPr>
+            <w:tcW w:type="dxa" w:w="1728"/>
+          </w:tcPr>
+          <w:p>
+            <w:r>
+              <w:t>4</w:t>
+            </w:r>
+          </w:p>
+        </w:tc>
+        <w:tc>
+          <w:tcPr>
+            <w:tcW w:type="dxa" w:w="1728"/>
+          </w:tcPr>
+          <w:p>
+            <w:r>
+              <w:t>155</w:t>
+            </w:r>
+          </w:p>
+        </w:tc>
+        <w:tc>
+          <w:tcPr>
+            <w:tcW w:type="dxa" w:w="1728"/>
+          </w:tcPr>
+          <w:p>
+            <w:r>
+              <w:t>Checklist + execution output</w:t>
+            </w:r>
+          </w:p>
+        </w:tc>
+      </w:tr>
+      <w:tr>
+        <w:tc>
+          <w:tcPr>
+            <w:tcW w:type="dxa" w:w="1728"/>
+          </w:tcPr>
+          <w:p>
+            <w:r>
+              <w:t>12</w:t>
+            </w:r>
+          </w:p>
+        </w:tc>
+        <w:tc>
+          <w:tcPr>
+            <w:tcW w:type="dxa" w:w="1728"/>
+          </w:tcPr>
+          <w:p>
+            <w:r>
+              <w:t>4</w:t>
+            </w:r>
+          </w:p>
+        </w:tc>
+        <w:tc>
+          <w:tcPr>
+            <w:tcW w:type="dxa" w:w="1728"/>
+          </w:tcPr>
+          <w:p>
+            <w:r>
+              <w:t>164</w:t>
+            </w:r>
+          </w:p>
+        </w:tc>
+        <w:tc>
+          <w:tcPr>
+            <w:tcW w:type="dxa" w:w="1728"/>
+          </w:tcPr>
+          <w:p>
+            <w:r>
+              <w:t>Checklist + execution output</w:t>
+            </w:r>
+          </w:p>
+        </w:tc>
+      </w:tr>
+      <w:tr>
+        <w:tc>
+          <w:tcPr>
+            <w:tcW w:type="dxa" w:w="1728"/>
+          </w:tcPr>
+          <w:p>
+            <w:r>
+              <w:t>13</w:t>
+            </w:r>
+          </w:p>
+        </w:tc>
+        <w:tc>
+          <w:tcPr>
+            <w:tcW w:type="dxa" w:w="1728"/>
+          </w:tcPr>
+          <w:p>
+            <w:r>
+              <w:t>5</w:t>
+            </w:r>
+          </w:p>
+        </w:tc>
+        <w:tc>
+          <w:tcPr>
+            <w:tcW w:type="dxa" w:w="1728"/>
+          </w:tcPr>
+          <w:p>
+            <w:r>
+              <w:t>184</w:t>
+            </w:r>
+          </w:p>
+        </w:tc>
+        <w:tc>
+          <w:tcPr>
+            <w:tcW w:type="dxa" w:w="1728"/>
+          </w:tcPr>
+          <w:p>
+            <w:r>
+              <w:t>Checklist + execution output</w:t>
+            </w:r>
+          </w:p>
+        </w:tc>
+      </w:tr>
+      <w:tr>
+        <w:tc>
+          <w:tcPr>
+            <w:tcW w:type="dxa" w:w="1728"/>
+          </w:tcPr>
+          <w:p>
+            <w:r>
+              <w:t>14</w:t>
+            </w:r>
+          </w:p>
+        </w:tc>
+        <w:tc>
+          <w:tcPr>
+            <w:tcW w:type="dxa" w:w="1728"/>
+          </w:tcPr>
+          <w:p>
+            <w:r>
+              <w:t>5</w:t>
+            </w:r>
+          </w:p>
+        </w:tc>
+        <w:tc>
+          <w:tcPr>
+            <w:tcW w:type="dxa" w:w="1728"/>
+          </w:tcPr>
+          <w:p>
+            <w:r>
+              <w:t>193</w:t>
+            </w:r>
+          </w:p>
+        </w:tc>
+        <w:tc>
+          <w:tcPr>
+            <w:tcW w:type="dxa" w:w="1728"/>
+          </w:tcPr>
+          <w:p>
+            <w:r>
+              <w:t>Checklist + execution output</w:t>
+            </w:r>
+          </w:p>
+        </w:tc>
+      </w:tr>
+      <w:tr>
+        <w:tc>
+          <w:tcPr>
+            <w:tcW w:type="dxa" w:w="1728"/>
+          </w:tcPr>
+          <w:p>
+            <w:r>
+              <w:t>15</w:t>
+            </w:r>
+          </w:p>
+        </w:tc>
+        <w:tc>
+          <w:tcPr>
+            <w:tcW w:type="dxa" w:w="1728"/>
+          </w:tcPr>
+          <w:p>
+            <w:r>
+              <w:t>5</w:t>
+            </w:r>
+          </w:p>
+        </w:tc>
+        <w:tc>
+          <w:tcPr>
+            <w:tcW w:type="dxa" w:w="1728"/>
+          </w:tcPr>
+          <w:p>
+            <w:r>
+              <w:t>202</w:t>
+            </w:r>
+          </w:p>
+        </w:tc>
+        <w:tc>
+          <w:tcPr>
+            <w:tcW w:type="dxa" w:w="1728"/>
+          </w:tcPr>
+          <w:p>
+            <w:r>
+              <w:t>Checklist + execution output</w:t>
             </w:r>
           </w:p>
         </w:tc>
       </w:tr>
     </w:tbl>
+    <w:p>
+      <w:r>
+        <w:br w:type="page"/>
+      </w:r>
+    </w:p>
     <w:sectPr>
-      <w:footerReference w:type="default" r:id="rId10"/>
+      <w:footerReference w:type="default" r:id="rId11"/>
+      <w:headerReference w:type="default" r:id="rId12"/>
       <w:pgSz w:w="12240" w:h="15840"/>
       <w:pgMar w:top="1440" w:right="1800" w:bottom="1440" w:left="1800" w:header="720" w:footer="720" w:gutter="0"/>
       <w:cols w:space="720"/>
@@ -2758,6 +2564,16 @@
     </w:r>
   </w:p>
 </w:ftr>
+</file>
+
+<file path=word/header1.xml><?xml version="1.0" encoding="utf-8"?>
+<w:hdr xmlns:m="http://schemas.openxmlformats.org/officeDocument/2006/math" xmlns:mc="http://schemas.openxmlformats.org/markup-compatibility/2006" xmlns:mo="http://schemas.microsoft.com/office/mac/office/2008/main" xmlns:mv="urn:schemas-microsoft-com:mac:vml" xmlns:o="urn:schemas-microsoft-com:office:office" xmlns:r="http://schemas.openxmlformats.org/officeDocument/2006/relationships" xmlns:v="urn:schemas-microsoft-com:vml" xmlns:w10="urn:schemas-microsoft-com:office:word" xmlns:w14="http://schemas.microsoft.com/office/word/2010/wordml" xmlns:w="http://schemas.openxmlformats.org/wordprocessingml/2006/main" xmlns:wne="http://schemas.microsoft.com/office/word/2006/wordml" xmlns:wp14="http://schemas.microsoft.com/office/word/2010/wordprocessingDrawing" xmlns:wp="http://schemas.openxmlformats.org/drawingml/2006/wordprocessingDrawing" xmlns:wpc="http://schemas.microsoft.com/office/word/2010/wordprocessingCanvas" xmlns:wpg="http://schemas.microsoft.com/office/word/2010/wordprocessingGroup" xmlns:wpi="http://schemas.microsoft.com/office/word/2010/wordprocessingInk" xmlns:wps="http://schemas.microsoft.com/office/word/2010/wordprocessingShape" mc:Ignorable="w14 wp14">
+  <w:p>
+    <w:pPr>
+      <w:pStyle w:val="Header"/>
+    </w:pPr>
+  </w:p>
+</w:hdr>
 </file>
 
 <file path=word/numbering.xml><?xml version="1.0" encoding="utf-8"?>

--- a/courseware/LP-Agentic AI for Digital Marketing and Advertising (C1798).docx
+++ b/courseware/LP-Agentic AI for Digital Marketing and Advertising (C1798).docx
@@ -980,7 +980,7 @@
           </w:tcPr>
           <w:p>
             <w:r>
-              <w:t>Welcome, trainer profiles, course outcomes and safety boundaries — Slides 2–12</w:t>
+              <w:t>Welcome, trainer profiles, course outcomes and safety boundaries — Slides 1–9</w:t>
             </w:r>
           </w:p>
         </w:tc>
@@ -1026,7 +1026,7 @@
           </w:tcPr>
           <w:p>
             <w:r>
-              <w:t>Topic 1 mechanisms: research contract, evidence lineage, source scoring and audience signals — Slides 13–47</w:t>
+              <w:t>Topic 1 mechanisms: research contract, evidence lineage, source scoring and audience signals — Slides 10–47</w:t>
             </w:r>
           </w:p>
         </w:tc>
@@ -1164,7 +1164,7 @@
           </w:tcPr>
           <w:p>
             <w:r>
-              <w:t>Topic 2 mechanisms: RACE/SOSTAC, KPI contracts, ROI and attribution — Slides 48–86</w:t>
+              <w:t>Topic 2 mechanisms: RACE/SOSTAC, KPI contracts, ROI and attribution — Slides 48–85</w:t>
             </w:r>
           </w:p>
         </w:tc>
@@ -1256,7 +1256,7 @@
           </w:tcPr>
           <w:p>
             <w:r>
-              <w:t>Topic 3 mechanisms and Labs 7–8: content contracts and multi-channel factory — Slides 87–116</w:t>
+              <w:t>Topic 3 mechanisms and Labs 7–8: content contracts and multi-channel factory — Slides 86–123</w:t>
             </w:r>
           </w:p>
         </w:tc>
@@ -1533,7 +1533,7 @@
           </w:tcPr>
           <w:p>
             <w:r>
-              <w:t>Topic 4 mechanisms: approval state, payload binding and safe publishing — Slides 117–156</w:t>
+              <w:t>Topic 4 mechanisms: approval state, payload binding and safe publishing — Slides 124–164</w:t>
             </w:r>
           </w:p>
         </w:tc>
@@ -1717,7 +1717,7 @@
           </w:tcPr>
           <w:p>
             <w:r>
-              <w:t>Topic 5 mechanisms: event contracts, attribution and optimisation — Slides 157–196</w:t>
+              <w:t>Topic 5 mechanisms: event contracts, attribution and optimisation — Slides 165–204</w:t>
             </w:r>
           </w:p>
         </w:tc>
@@ -1887,7 +1887,7 @@
           </w:tcPr>
           <w:p>
             <w:r>
-              <w:t>29</w:t>
+              <w:t>21</w:t>
             </w:r>
           </w:p>
         </w:tc>
@@ -1929,7 +1929,7 @@
           </w:tcPr>
           <w:p>
             <w:r>
-              <w:t>38</w:t>
+              <w:t>30</w:t>
             </w:r>
           </w:p>
         </w:tc>
@@ -1971,7 +1971,7 @@
           </w:tcPr>
           <w:p>
             <w:r>
-              <w:t>47</w:t>
+              <w:t>39</w:t>
             </w:r>
           </w:p>
         </w:tc>
@@ -2013,7 +2013,7 @@
           </w:tcPr>
           <w:p>
             <w:r>
-              <w:t>67</w:t>
+              <w:t>59</w:t>
             </w:r>
           </w:p>
         </w:tc>
@@ -2055,7 +2055,7 @@
           </w:tcPr>
           <w:p>
             <w:r>
-              <w:t>76</w:t>
+              <w:t>68</w:t>
             </w:r>
           </w:p>
         </w:tc>
@@ -2097,7 +2097,7 @@
           </w:tcPr>
           <w:p>
             <w:r>
-              <w:t>85</w:t>
+              <w:t>77</w:t>
             </w:r>
           </w:p>
         </w:tc>
@@ -2139,7 +2139,7 @@
           </w:tcPr>
           <w:p>
             <w:r>
-              <w:t>105</w:t>
+              <w:t>97</w:t>
             </w:r>
           </w:p>
         </w:tc>
@@ -2181,7 +2181,7 @@
           </w:tcPr>
           <w:p>
             <w:r>
-              <w:t>114</w:t>
+              <w:t>106</w:t>
             </w:r>
           </w:p>
         </w:tc>
@@ -2223,7 +2223,7 @@
           </w:tcPr>
           <w:p>
             <w:r>
-              <w:t>123</w:t>
+              <w:t>115</w:t>
             </w:r>
           </w:p>
         </w:tc>
@@ -2265,7 +2265,7 @@
           </w:tcPr>
           <w:p>
             <w:r>
-              <w:t>146</w:t>
+              <w:t>138</w:t>
             </w:r>
           </w:p>
         </w:tc>
@@ -2307,7 +2307,7 @@
           </w:tcPr>
           <w:p>
             <w:r>
-              <w:t>155</w:t>
+              <w:t>147</w:t>
             </w:r>
           </w:p>
         </w:tc>
@@ -2349,7 +2349,7 @@
           </w:tcPr>
           <w:p>
             <w:r>
-              <w:t>164</w:t>
+              <w:t>156</w:t>
             </w:r>
           </w:p>
         </w:tc>
@@ -2391,7 +2391,7 @@
           </w:tcPr>
           <w:p>
             <w:r>
-              <w:t>184</w:t>
+              <w:t>176</w:t>
             </w:r>
           </w:p>
         </w:tc>
@@ -2433,7 +2433,7 @@
           </w:tcPr>
           <w:p>
             <w:r>
-              <w:t>193</w:t>
+              <w:t>185</w:t>
             </w:r>
           </w:p>
         </w:tc>
@@ -2475,7 +2475,7 @@
           </w:tcPr>
           <w:p>
             <w:r>
-              <w:t>202</w:t>
+              <w:t>194</w:t>
             </w:r>
           </w:p>
         </w:tc>
